--- a/_site/operating-system/2025-07-10-gestiona-tus-dotfiles-con-gnu-stow/index.docx
+++ b/_site/operating-system/2025-07-10-gestiona-tus-dotfiles-con-gnu-stow/index.docx
@@ -226,7 +226,7 @@
       </w:r>
     </w:p>
     <w:bookmarkEnd w:id="25"/>
-    <w:bookmarkStart w:id="48" w:name="firstheader"/>
+    <w:bookmarkStart w:id="26" w:name="firstheader"/>
     <w:p>
       <w:pPr>
         <w:pStyle w:val="Heading1"/>
@@ -395,22 +395,23 @@
         <w:t xml:space="preserve">transforma la gestión de dotfiles en algo simple y poderoso.</w:t>
       </w:r>
     </w:p>
-    <w:bookmarkStart w:id="29" w:name="qué-son-los-dotfiles-y-por-qué-importan"/>
+    <w:bookmarkEnd w:id="26"/>
+    <w:bookmarkStart w:id="30" w:name="qué-son-los-dotfiles-y-por-qué-importan"/>
+    <w:p>
+      <w:pPr>
+        <w:pStyle w:val="Heading1"/>
+      </w:pPr>
+      <w:r>
+        <w:t xml:space="preserve">1. ¿Qué son los Dotfiles y Por Qué Importan?</w:t>
+      </w:r>
+    </w:p>
+    <w:bookmarkStart w:id="27" w:name="definición-de-dotfiles-y-su-rol"/>
     <w:p>
       <w:pPr>
         <w:pStyle w:val="Heading2"/>
       </w:pPr>
       <w:r>
-        <w:t xml:space="preserve">0.1 ¿Qué son los Dotfiles y Por Qué Importan?</w:t>
-      </w:r>
-    </w:p>
-    <w:bookmarkStart w:id="26" w:name="definición-de-dotfiles-y-su-rol"/>
-    <w:p>
-      <w:pPr>
-        <w:pStyle w:val="Heading3"/>
-      </w:pPr>
-      <w:r>
-        <w:t xml:space="preserve">0.1.1 Definición de Dotfiles y su Rol</w:t>
+        <w:t xml:space="preserve">1.1 Definición de Dotfiles y su Rol</w:t>
       </w:r>
     </w:p>
     <w:p>
@@ -503,14 +504,14 @@
         <w:t xml:space="preserve">ajusta tu editor Vim. Estos archivos son el corazón de tu flujo de trabajo, ya que personalizan tus herramientas favoritas.</w:t>
       </w:r>
     </w:p>
-    <w:bookmarkEnd w:id="26"/>
-    <w:bookmarkStart w:id="27" w:name="impacto-en-la-productividad-del-usuario"/>
-    <w:p>
-      <w:pPr>
-        <w:pStyle w:val="Heading3"/>
-      </w:pPr>
-      <w:r>
-        <w:t xml:space="preserve">0.1.2 Impacto en la Productividad del Usuario</w:t>
+    <w:bookmarkEnd w:id="27"/>
+    <w:bookmarkStart w:id="28" w:name="impacto-en-la-productividad-del-usuario"/>
+    <w:p>
+      <w:pPr>
+        <w:pStyle w:val="Heading2"/>
+      </w:pPr>
+      <w:r>
+        <w:t xml:space="preserve">1.2 Impacto en la Productividad del Usuario</w:t>
       </w:r>
     </w:p>
     <w:p>
@@ -537,14 +538,14 @@
         <w:t xml:space="preserve">bien organizados te ahorra horas al replicar tu entorno en nuevas máquinas. Imagina configurar tu shell o editor desde cero tras reinstalar tu sistema: ¡es tedioso! Con una gestión adecuada, puedes clonar tus configuraciones y tener todo listo rápidamente. Esto es clave para desarrolladores que trabajan en múltiples dispositivos o entornos como servidores y laptops.</w:t>
       </w:r>
     </w:p>
-    <w:bookmarkEnd w:id="27"/>
-    <w:bookmarkStart w:id="28" w:name="problemas-de-la-gestión-manual"/>
-    <w:p>
-      <w:pPr>
-        <w:pStyle w:val="Heading3"/>
-      </w:pPr>
-      <w:r>
-        <w:t xml:space="preserve">0.1.3 Problemas de la Gestión Manual</w:t>
+    <w:bookmarkEnd w:id="28"/>
+    <w:bookmarkStart w:id="29" w:name="problemas-de-la-gestión-manual"/>
+    <w:p>
+      <w:pPr>
+        <w:pStyle w:val="Heading2"/>
+      </w:pPr>
+      <w:r>
+        <w:t xml:space="preserve">1.3 Problemas de la Gestión Manual</w:t>
       </w:r>
     </w:p>
     <w:p>
@@ -618,24 +619,24 @@
         <w:t xml:space="preserve">automáticamente, manteniendo todo sincronizado.</w:t>
       </w:r>
     </w:p>
-    <w:bookmarkEnd w:id="28"/>
     <w:bookmarkEnd w:id="29"/>
-    <w:bookmarkStart w:id="33" w:name="qué-es-gnu-stow-y-cómo-funciona"/>
+    <w:bookmarkEnd w:id="30"/>
+    <w:bookmarkStart w:id="34" w:name="qué-es-gnu-stow-y-cómo-funciona"/>
+    <w:p>
+      <w:pPr>
+        <w:pStyle w:val="Heading1"/>
+      </w:pPr>
+      <w:r>
+        <w:t xml:space="preserve">2. ¿Qué es GNU Stow y Cómo Funciona?</w:t>
+      </w:r>
+    </w:p>
+    <w:bookmarkStart w:id="31" w:name="X2b98d85f0daf9afeeec55860e7bd370ddcb8f14"/>
     <w:p>
       <w:pPr>
         <w:pStyle w:val="Heading2"/>
       </w:pPr>
       <w:r>
-        <w:t xml:space="preserve">0.2 ¿Qué es GNU Stow y Cómo Funciona?</w:t>
-      </w:r>
-    </w:p>
-    <w:bookmarkStart w:id="30" w:name="X2b98d85f0daf9afeeec55860e7bd370ddcb8f14"/>
-    <w:p>
-      <w:pPr>
-        <w:pStyle w:val="Heading3"/>
-      </w:pPr>
-      <w:r>
-        <w:t xml:space="preserve">0.2.1 Introducción a GNU Stow: Gestión de Symlinks</w:t>
+        <w:t xml:space="preserve">2.1 Introducción a GNU Stow: Gestión de Symlinks</w:t>
       </w:r>
     </w:p>
     <w:p>
@@ -721,14 +722,14 @@
         <w:t xml:space="preserve">) y crea enlaces a las ubicaciones correctas. Esto asegura que tus aplicaciones usen las configuraciones sin duplicar archivos, y los cambios se reflejan en el repositorio.</w:t>
       </w:r>
     </w:p>
-    <w:bookmarkEnd w:id="30"/>
-    <w:bookmarkStart w:id="31" w:name="concepto-de-paquetes-en-stow"/>
-    <w:p>
-      <w:pPr>
-        <w:pStyle w:val="Heading3"/>
-      </w:pPr>
-      <w:r>
-        <w:t xml:space="preserve">0.2.2 Concepto de Paquetes en Stow</w:t>
+    <w:bookmarkEnd w:id="31"/>
+    <w:bookmarkStart w:id="32" w:name="concepto-de-paquetes-en-stow"/>
+    <w:p>
+      <w:pPr>
+        <w:pStyle w:val="Heading2"/>
+      </w:pPr>
+      <w:r>
+        <w:t xml:space="preserve">2.2 Concepto de Paquetes en Stow</w:t>
       </w:r>
     </w:p>
     <w:p>
@@ -1069,14 +1070,14 @@
         <w:t xml:space="preserve">└── install.sh</w:t>
       </w:r>
     </w:p>
-    <w:bookmarkEnd w:id="31"/>
-    <w:bookmarkStart w:id="32" w:name="beneficios-de-usar-stow-para-dotfiles"/>
-    <w:p>
-      <w:pPr>
-        <w:pStyle w:val="Heading3"/>
-      </w:pPr>
-      <w:r>
-        <w:t xml:space="preserve">0.2.3 Beneficios de Usar Stow para Dotfiles</w:t>
+    <w:bookmarkEnd w:id="32"/>
+    <w:bookmarkStart w:id="33" w:name="beneficios-de-usar-stow-para-dotfiles"/>
+    <w:p>
+      <w:pPr>
+        <w:pStyle w:val="Heading2"/>
+      </w:pPr>
+      <w:r>
+        <w:t xml:space="preserve">2.3 Beneficios de Usar Stow para Dotfiles</w:t>
       </w:r>
     </w:p>
     <w:p>
@@ -1217,24 +1218,24 @@
         <w:t xml:space="preserve">: Funciona en Linux, macOS y WSL, ideal para entornos mixtos.</w:t>
       </w:r>
     </w:p>
-    <w:bookmarkEnd w:id="32"/>
     <w:bookmarkEnd w:id="33"/>
-    <w:bookmarkStart w:id="38" w:name="X28ed5b971baefd6b518566b72b6d9d663dd5014"/>
+    <w:bookmarkEnd w:id="34"/>
+    <w:bookmarkStart w:id="39" w:name="X28ed5b971baefd6b518566b72b6d9d663dd5014"/>
+    <w:p>
+      <w:pPr>
+        <w:pStyle w:val="Heading1"/>
+      </w:pPr>
+      <w:r>
+        <w:t xml:space="preserve">3. Guía Práctica: Configura tus Dotfiles con Stow</w:t>
+      </w:r>
+    </w:p>
+    <w:bookmarkStart w:id="35" w:name="paso-1-instala-gnu-stow-en-tu-sistema"/>
     <w:p>
       <w:pPr>
         <w:pStyle w:val="Heading2"/>
       </w:pPr>
       <w:r>
-        <w:t xml:space="preserve">0.3 Guía Práctica: Configura tus Dotfiles con Stow</w:t>
-      </w:r>
-    </w:p>
-    <w:bookmarkStart w:id="34" w:name="paso-1-instala-gnu-stow-en-tu-sistema"/>
-    <w:p>
-      <w:pPr>
-        <w:pStyle w:val="Heading3"/>
-      </w:pPr>
-      <w:r>
-        <w:t xml:space="preserve">0.3.1 Paso 1: Instala GNU Stow en tu Sistema</w:t>
+        <w:t xml:space="preserve">3.1 Paso 1: Instala GNU Stow en tu Sistema</w:t>
       </w:r>
     </w:p>
     <w:p>
@@ -1513,14 +1514,14 @@
         <w:t xml:space="preserve">), estás listo.</w:t>
       </w:r>
     </w:p>
-    <w:bookmarkEnd w:id="34"/>
-    <w:bookmarkStart w:id="35" w:name="X0a32d407e839e3ef5685c86e589018adebb00df"/>
-    <w:p>
-      <w:pPr>
-        <w:pStyle w:val="Heading3"/>
-      </w:pPr>
-      <w:r>
-        <w:t xml:space="preserve">0.3.2 Paso 2: Crea y Organiza tu Repositorio de Dotfiles</w:t>
+    <w:bookmarkEnd w:id="35"/>
+    <w:bookmarkStart w:id="36" w:name="X0a32d407e839e3ef5685c86e589018adebb00df"/>
+    <w:p>
+      <w:pPr>
+        <w:pStyle w:val="Heading2"/>
+      </w:pPr>
+      <w:r>
+        <w:t xml:space="preserve">3.2 Paso 2: Crea y Organiza tu Repositorio de Dotfiles</w:t>
       </w:r>
     </w:p>
     <w:p>
@@ -1990,14 +1991,14 @@
         <w:t xml:space="preserve">Tu repositorio ahora está organizado y listo para Stow.</w:t>
       </w:r>
     </w:p>
-    <w:bookmarkEnd w:id="35"/>
-    <w:bookmarkStart w:id="36" w:name="X3e8d4e7088085aad0ed7cbb12462840c54cb6d8"/>
-    <w:p>
-      <w:pPr>
-        <w:pStyle w:val="Heading3"/>
-      </w:pPr>
-      <w:r>
-        <w:t xml:space="preserve">0.3.3 Paso 3: Usa Stow para Enlazar Configuraciones</w:t>
+    <w:bookmarkEnd w:id="36"/>
+    <w:bookmarkStart w:id="37" w:name="X3e8d4e7088085aad0ed7cbb12462840c54cb6d8"/>
+    <w:p>
+      <w:pPr>
+        <w:pStyle w:val="Heading2"/>
+      </w:pPr>
+      <w:r>
+        <w:t xml:space="preserve">3.3 Paso 3: Usa Stow para Enlazar Configuraciones</w:t>
       </w:r>
     </w:p>
     <w:p>
@@ -2338,14 +2339,14 @@
         <w:t xml:space="preserve"> git zsh nvim</w:t>
       </w:r>
     </w:p>
-    <w:bookmarkEnd w:id="36"/>
-    <w:bookmarkStart w:id="37" w:name="Xd7e448ad03580b74cd4628979cea3d50883cd8c"/>
-    <w:p>
-      <w:pPr>
-        <w:pStyle w:val="Heading3"/>
-      </w:pPr>
-      <w:r>
-        <w:t xml:space="preserve">0.3.4 Paso 4: Automatiza con un Script de Instalación</w:t>
+    <w:bookmarkEnd w:id="37"/>
+    <w:bookmarkStart w:id="38" w:name="Xd7e448ad03580b74cd4628979cea3d50883cd8c"/>
+    <w:p>
+      <w:pPr>
+        <w:pStyle w:val="Heading2"/>
+      </w:pPr>
+      <w:r>
+        <w:t xml:space="preserve">3.4 Paso 4: Automatiza con un Script de Instalación</w:t>
       </w:r>
     </w:p>
     <w:p>
@@ -2907,24 +2908,24 @@
         <w:t xml:space="preserve">Este script simplifica el despliegue en cualquier máquina.</w:t>
       </w:r>
     </w:p>
-    <w:bookmarkEnd w:id="37"/>
     <w:bookmarkEnd w:id="38"/>
-    <w:bookmarkStart w:id="42" w:name="consejos-avanzados-para-optimizar-stow"/>
+    <w:bookmarkEnd w:id="39"/>
+    <w:bookmarkStart w:id="43" w:name="consejos-avanzados-para-optimizar-stow"/>
+    <w:p>
+      <w:pPr>
+        <w:pStyle w:val="Heading1"/>
+      </w:pPr>
+      <w:r>
+        <w:t xml:space="preserve">4. Consejos Avanzados para Optimizar Stow</w:t>
+      </w:r>
+    </w:p>
+    <w:bookmarkStart w:id="40" w:name="manejo-de-conflictos-con-adopt"/>
     <w:p>
       <w:pPr>
         <w:pStyle w:val="Heading2"/>
       </w:pPr>
       <w:r>
-        <w:t xml:space="preserve">0.4 Consejos Avanzados para Optimizar Stow</w:t>
-      </w:r>
-    </w:p>
-    <w:bookmarkStart w:id="39" w:name="manejo-de-conflictos-con-adopt"/>
-    <w:p>
-      <w:pPr>
-        <w:pStyle w:val="Heading3"/>
-      </w:pPr>
-      <w:r>
-        <w:t xml:space="preserve">0.4.1 Manejo de Conflictos con –adopt</w:t>
+        <w:t xml:space="preserve">4.1 Manejo de Conflictos con –adopt</w:t>
       </w:r>
     </w:p>
     <w:p>
@@ -3160,14 +3161,14 @@
         <w:t xml:space="preserve">).</w:t>
       </w:r>
     </w:p>
-    <w:bookmarkEnd w:id="39"/>
-    <w:bookmarkStart w:id="40" w:name="desvinculación-de-paquetes-con--d"/>
-    <w:p>
-      <w:pPr>
-        <w:pStyle w:val="Heading3"/>
-      </w:pPr>
-      <w:r>
-        <w:t xml:space="preserve">0.4.2 Desvinculación de Paquetes con -D</w:t>
+    <w:bookmarkEnd w:id="40"/>
+    <w:bookmarkStart w:id="41" w:name="desvinculación-de-paquetes-con--d"/>
+    <w:p>
+      <w:pPr>
+        <w:pStyle w:val="Heading2"/>
+      </w:pPr>
+      <w:r>
+        <w:t xml:space="preserve">4.2 Desvinculación de Paquetes con -D</w:t>
       </w:r>
     </w:p>
     <w:p>
@@ -3333,14 +3334,14 @@
         <w:t xml:space="preserve">permanece.</w:t>
       </w:r>
     </w:p>
-    <w:bookmarkEnd w:id="40"/>
-    <w:bookmarkStart w:id="41" w:name="Xa58ac8d63070b4246447b117a08b82425bf82e8"/>
-    <w:p>
-      <w:pPr>
-        <w:pStyle w:val="Heading3"/>
-      </w:pPr>
-      <w:r>
-        <w:t xml:space="preserve">0.4.3 Compatibilidad Multiplataforma y Portabilidad</w:t>
+    <w:bookmarkEnd w:id="41"/>
+    <w:bookmarkStart w:id="42" w:name="Xa58ac8d63070b4246447b117a08b82425bf82e8"/>
+    <w:p>
+      <w:pPr>
+        <w:pStyle w:val="Heading2"/>
+      </w:pPr>
+      <w:r>
+        <w:t xml:space="preserve">4.3 Compatibilidad Multiplataforma y Portabilidad</w:t>
       </w:r>
     </w:p>
     <w:p>
@@ -3560,24 +3561,24 @@
         <w:t xml:space="preserve">Esto asegura que solo uses configuraciones relevantes por máquina.</w:t>
       </w:r>
     </w:p>
-    <w:bookmarkEnd w:id="41"/>
     <w:bookmarkEnd w:id="42"/>
-    <w:bookmarkStart w:id="46" w:name="X03e707be365dfdc96ae939bc14408732d44dc3a"/>
+    <w:bookmarkEnd w:id="43"/>
+    <w:bookmarkStart w:id="47" w:name="X03e707be365dfdc96ae939bc14408732d44dc3a"/>
+    <w:p>
+      <w:pPr>
+        <w:pStyle w:val="Heading1"/>
+      </w:pPr>
+      <w:r>
+        <w:t xml:space="preserve">5. Alternativas a GNU Stow: ¿Qué Opciones Existen?</w:t>
+      </w:r>
+    </w:p>
+    <w:bookmarkStart w:id="44" w:name="Xc56fa471a282a352e61bbf2782b7cb33fc79437"/>
     <w:p>
       <w:pPr>
         <w:pStyle w:val="Heading2"/>
       </w:pPr>
       <w:r>
-        <w:t xml:space="preserve">0.5 Alternativas a GNU Stow: ¿Qué Opciones Existen?</w:t>
-      </w:r>
-    </w:p>
-    <w:bookmarkStart w:id="43" w:name="Xc56fa471a282a352e61bbf2782b7cb33fc79437"/>
-    <w:p>
-      <w:pPr>
-        <w:pStyle w:val="Heading3"/>
-      </w:pPr>
-      <w:r>
-        <w:t xml:space="preserve">0.5.1 Repositorios Git Bare: Simplicidad y Riesgos</w:t>
+        <w:t xml:space="preserve">5.1 Repositorios Git Bare: Simplicidad y Riesgos</w:t>
       </w:r>
     </w:p>
     <w:p>
@@ -3753,14 +3754,14 @@
         <w:t xml:space="preserve">.</w:t>
       </w:r>
     </w:p>
-    <w:bookmarkEnd w:id="43"/>
-    <w:bookmarkStart w:id="44" w:name="chezmoi-y-yadm-herramientas-modernas"/>
-    <w:p>
-      <w:pPr>
-        <w:pStyle w:val="Heading3"/>
-      </w:pPr>
-      <w:r>
-        <w:t xml:space="preserve">0.5.2 Chezmoi y YADM: Herramientas Modernas</w:t>
+    <w:bookmarkEnd w:id="44"/>
+    <w:bookmarkStart w:id="45" w:name="chezmoi-y-yadm-herramientas-modernas"/>
+    <w:p>
+      <w:pPr>
+        <w:pStyle w:val="Heading2"/>
+      </w:pPr>
+      <w:r>
+        <w:t xml:space="preserve">5.2 Chezmoi y YADM: Herramientas Modernas</w:t>
       </w:r>
     </w:p>
     <w:p>
@@ -3902,14 +3903,14 @@
         <w:t xml:space="preserve">: Mayor curva de aprendizaje.</w:t>
       </w:r>
     </w:p>
-    <w:bookmarkEnd w:id="44"/>
-    <w:bookmarkStart w:id="45" w:name="home-manager-configuración-declarativa"/>
-    <w:p>
-      <w:pPr>
-        <w:pStyle w:val="Heading3"/>
-      </w:pPr>
-      <w:r>
-        <w:t xml:space="preserve">0.5.3 Home Manager: Configuración Declarativa</w:t>
+    <w:bookmarkEnd w:id="45"/>
+    <w:bookmarkStart w:id="46" w:name="home-manager-configuración-declarativa"/>
+    <w:p>
+      <w:pPr>
+        <w:pStyle w:val="Heading2"/>
+      </w:pPr>
+      <w:r>
+        <w:t xml:space="preserve">5.3 Home Manager: Configuración Declarativa</w:t>
       </w:r>
     </w:p>
     <w:p>
@@ -3975,15 +3976,15 @@
         <w:t xml:space="preserve">: Complejo, requiere aprender Nix.</w:t>
       </w:r>
     </w:p>
-    <w:bookmarkEnd w:id="45"/>
     <w:bookmarkEnd w:id="46"/>
-    <w:bookmarkStart w:id="47" w:name="conclusión-controla-tu-entorno-digital"/>
-    <w:p>
-      <w:pPr>
-        <w:pStyle w:val="Heading2"/>
-      </w:pPr>
-      <w:r>
-        <w:t xml:space="preserve">0.6 Conclusión: Controla tu Entorno Digital</w:t>
+    <w:bookmarkEnd w:id="47"/>
+    <w:bookmarkStart w:id="48" w:name="conclusión"/>
+    <w:p>
+      <w:pPr>
+        <w:pStyle w:val="Heading1"/>
+      </w:pPr>
+      <w:r>
+        <w:t xml:space="preserve">6. Conclusión</w:t>
       </w:r>
     </w:p>
     <w:p>
@@ -4035,7 +4036,6 @@
         <w:t xml:space="preserve">y personaliza tu flujo de trabajo hoy! Comparte tus trucos o configuraciones favoritas en los comentarios.</w:t>
       </w:r>
     </w:p>
-    <w:bookmarkEnd w:id="47"/>
     <w:bookmarkEnd w:id="48"/>
     <w:bookmarkStart w:id="83" w:name="publicaciones-similares"/>
     <w:p>
@@ -4043,7 +4043,7 @@
         <w:pStyle w:val="Heading1"/>
       </w:pPr>
       <w:r>
-        <w:t xml:space="preserve">1. Publicaciones Similares</w:t>
+        <w:t xml:space="preserve">7. Publicaciones Similares</w:t>
       </w:r>
     </w:p>
     <w:p>

--- a/_site/operating-system/2025-07-10-gestiona-tus-dotfiles-con-gnu-stow/index.docx
+++ b/_site/operating-system/2025-07-10-gestiona-tus-dotfiles-con-gnu-stow/index.docx
@@ -44,7 +44,7 @@
         <w:t xml:space="preserve"> </w:t>
       </w:r>
     </w:p>
-    <w:bookmarkStart w:id="20" w:name="title"/>
+    <w:bookmarkStart w:id="22" w:name="title"/>
     <w:p>
       <w:pPr>
         <w:pStyle w:val="Heading1"/>
@@ -93,8 +93,8 @@
         <w:t xml:space="preserve"> </w:t>
       </w:r>
     </w:p>
-    <w:bookmarkEnd w:id="20"/>
-    <w:bookmarkStart w:id="24" w:name="author-note"/>
+    <w:bookmarkEnd w:id="22"/>
+    <w:bookmarkStart w:id="26" w:name="author-note"/>
     <w:p>
       <w:pPr>
         <w:pStyle w:val="Heading1"/>
@@ -113,15 +113,15 @@
       <w:r>
         <w:t xml:space="preserve"> </w:t>
       </w:r>
-      <w:bookmarkStart w:id="21" w:name="orchid"/>
+      <w:bookmarkStart w:id="23" w:name="orchid"/>
       <w:r>
         <w:t xml:space="preserve">Orcid ID Logo: A green circle with white letters ID</w:t>
       </w:r>
-      <w:bookmarkEnd w:id="21"/>
-      <w:r>
-        <w:t xml:space="preserve"> </w:t>
-      </w:r>
-      <w:hyperlink r:id="rId22">
+      <w:bookmarkEnd w:id="23"/>
+      <w:r>
+        <w:t xml:space="preserve"> </w:t>
+      </w:r>
+      <w:hyperlink r:id="rId24">
         <w:r>
           <w:rPr>
             <w:rStyle w:val="Hyperlink"/>
@@ -160,7 +160,7 @@
         <w:t xml:space="preserve">: </w:t>
       </w:r>
       <w:r>
-        <w:t xml:space="preserve">conceptualización y redacción</w:t>
+        <w:t xml:space="preserve">conceptualización, metodología, análisis formal, investigación, recursos, curación de datos, redacción, visualización, supervisión, y administración del proyecto</w:t>
       </w:r>
     </w:p>
     <w:p>
@@ -168,12 +168,12 @@
         <w:pStyle w:val="BodyText"/>
       </w:pPr>
       <w:r>
-        <w:t xml:space="preserve">La correspondencia relativa a este artículo debe dirigirse a Edison Achalma, Escuela Profesional de Economía, Universidad Nacional de San Cristóbal de Huamanga, Ayacucho, AYA, Perú, Email:</w:t>
-      </w:r>
-      <w:r>
-        <w:t xml:space="preserve"> </w:t>
-      </w:r>
-      <w:hyperlink r:id="rId23">
+        <w:t xml:space="preserve">La correspondencia relativa a este artículo debe dirigirse a Edison Achalma, Escuela Profesional de Economía, Universidad Nacional de San Cristóbal de Huamanga, Portal Independencia N° 57, Ayacucho, AYA 5001, Perú, Email:</w:t>
+      </w:r>
+      <w:r>
+        <w:t xml:space="preserve"> </w:t>
+      </w:r>
+      <w:hyperlink r:id="rId25">
         <w:r>
           <w:rPr>
             <w:rStyle w:val="Hyperlink"/>
@@ -187,8 +187,8 @@
         <w:br w:type="page"/>
       </w:r>
     </w:p>
-    <w:bookmarkEnd w:id="24"/>
-    <w:bookmarkStart w:id="25" w:name="abstract"/>
+    <w:bookmarkEnd w:id="26"/>
+    <w:bookmarkStart w:id="27" w:name="abstract"/>
     <w:p>
       <w:pPr>
         <w:pStyle w:val="Heading1"/>
@@ -225,8 +225,8 @@
         <w:br w:type="page"/>
       </w:r>
     </w:p>
-    <w:bookmarkEnd w:id="25"/>
-    <w:bookmarkStart w:id="26" w:name="firstheader"/>
+    <w:bookmarkEnd w:id="27"/>
+    <w:bookmarkStart w:id="28" w:name="firstheader"/>
     <w:p>
       <w:pPr>
         <w:pStyle w:val="Heading1"/>
@@ -1500,8 +1500,8 @@
         <w:t xml:space="preserve"># - Estructura clara y mantenible</w:t>
       </w:r>
     </w:p>
-    <w:bookmarkEnd w:id="26"/>
-    <w:bookmarkStart w:id="31" w:name="instalación"/>
+    <w:bookmarkEnd w:id="28"/>
+    <w:bookmarkStart w:id="33" w:name="instalación"/>
     <w:p>
       <w:pPr>
         <w:pStyle w:val="Heading1"/>
@@ -1510,7 +1510,7 @@
         <w:t xml:space="preserve">1. Instalación</w:t>
       </w:r>
     </w:p>
-    <w:bookmarkStart w:id="27" w:name="linux"/>
+    <w:bookmarkStart w:id="29" w:name="linux"/>
     <w:p>
       <w:pPr>
         <w:pStyle w:val="Heading2"/>
@@ -1662,8 +1662,8 @@
         <w:t xml:space="preserve"> zypper install stow</w:t>
       </w:r>
     </w:p>
-    <w:bookmarkEnd w:id="27"/>
-    <w:bookmarkStart w:id="28" w:name="macos"/>
+    <w:bookmarkEnd w:id="29"/>
+    <w:bookmarkStart w:id="30" w:name="macos"/>
     <w:p>
       <w:pPr>
         <w:pStyle w:val="Heading2"/>
@@ -1725,8 +1725,8 @@
         <w:t xml:space="preserve"> port install stow</w:t>
       </w:r>
     </w:p>
-    <w:bookmarkEnd w:id="28"/>
-    <w:bookmarkStart w:id="29" w:name="desde-fuente"/>
+    <w:bookmarkEnd w:id="30"/>
+    <w:bookmarkStart w:id="31" w:name="desde-fuente"/>
     <w:p>
       <w:pPr>
         <w:pStyle w:val="Heading2"/>
@@ -1848,8 +1848,8 @@
         <w:t xml:space="preserve"> make install</w:t>
       </w:r>
     </w:p>
-    <w:bookmarkEnd w:id="29"/>
-    <w:bookmarkStart w:id="30" w:name="verificar-instalación"/>
+    <w:bookmarkEnd w:id="31"/>
+    <w:bookmarkStart w:id="32" w:name="verificar-instalación"/>
     <w:p>
       <w:pPr>
         <w:pStyle w:val="Heading2"/>
@@ -1932,9 +1932,9 @@
         <w:t xml:space="preserve">--help</w:t>
       </w:r>
     </w:p>
-    <w:bookmarkEnd w:id="30"/>
-    <w:bookmarkEnd w:id="31"/>
-    <w:bookmarkStart w:id="39" w:name="conceptos-fundamentales"/>
+    <w:bookmarkEnd w:id="32"/>
+    <w:bookmarkEnd w:id="33"/>
+    <w:bookmarkStart w:id="41" w:name="conceptos-fundamentales"/>
     <w:p>
       <w:pPr>
         <w:pStyle w:val="Heading1"/>
@@ -1943,7 +1943,7 @@
         <w:t xml:space="preserve">2. Conceptos Fundamentales</w:t>
       </w:r>
     </w:p>
-    <w:bookmarkStart w:id="37" w:name="terminología-clave"/>
+    <w:bookmarkStart w:id="39" w:name="terminología-clave"/>
     <w:p>
       <w:pPr>
         <w:pStyle w:val="Heading2"/>
@@ -1952,7 +1952,7 @@
         <w:t xml:space="preserve">2.1 Terminología Clave</w:t>
       </w:r>
     </w:p>
-    <w:bookmarkStart w:id="32" w:name="package-paquete"/>
+    <w:bookmarkStart w:id="34" w:name="package-paquete"/>
     <w:p>
       <w:pPr>
         <w:pStyle w:val="Heading3"/>
@@ -2106,8 +2106,8 @@
         <w:t xml:space="preserve"> nvim/</w:t>
       </w:r>
     </w:p>
-    <w:bookmarkEnd w:id="32"/>
-    <w:bookmarkStart w:id="33" w:name="target-directory-directorio-objetivo"/>
+    <w:bookmarkEnd w:id="34"/>
+    <w:bookmarkStart w:id="35" w:name="target-directory-directorio-objetivo"/>
     <w:p>
       <w:pPr>
         <w:pStyle w:val="Heading3"/>
@@ -2201,8 +2201,8 @@
         <w:t xml:space="preserve"> /usr/local</w:t>
       </w:r>
     </w:p>
-    <w:bookmarkEnd w:id="33"/>
-    <w:bookmarkStart w:id="34" w:name="stow-directory-directorio-stow"/>
+    <w:bookmarkEnd w:id="35"/>
+    <w:bookmarkStart w:id="36" w:name="stow-directory-directorio-stow"/>
     <w:p>
       <w:pPr>
         <w:pStyle w:val="Heading3"/>
@@ -2272,8 +2272,8 @@
         <w:t xml:space="preserve"> dir: /usr/local/stow/</w:t>
       </w:r>
     </w:p>
-    <w:bookmarkEnd w:id="34"/>
-    <w:bookmarkStart w:id="35" w:name="installation-image-imagen-de-instalación"/>
+    <w:bookmarkEnd w:id="36"/>
+    <w:bookmarkStart w:id="37" w:name="installation-image-imagen-de-instalación"/>
     <w:p>
       <w:pPr>
         <w:pStyle w:val="Heading3"/>
@@ -2415,8 +2415,8 @@
         <w:t xml:space="preserve"> aliases.zsh</w:t>
       </w:r>
     </w:p>
-    <w:bookmarkEnd w:id="35"/>
-    <w:bookmarkStart w:id="36" w:name="symlink-enlace-simbólico"/>
+    <w:bookmarkEnd w:id="37"/>
+    <w:bookmarkStart w:id="38" w:name="symlink-enlace-simbólico"/>
     <w:p>
       <w:pPr>
         <w:pStyle w:val="Heading3"/>
@@ -2603,220 +2603,220 @@
         <w:t xml:space="preserve">dentro del target directory.</w:t>
       </w:r>
     </w:p>
-    <w:bookmarkEnd w:id="36"/>
-    <w:bookmarkEnd w:id="37"/>
-    <w:bookmarkStart w:id="38" w:name="jerarquía-de-directorios"/>
-    <w:p>
-      <w:pPr>
-        <w:pStyle w:val="Heading2"/>
-      </w:pPr>
-      <w:r>
-        <w:t xml:space="preserve">2.2 Jerarquía de Directorios</w:t>
-      </w:r>
-    </w:p>
-    <w:p>
-      <w:pPr>
-        <w:pStyle w:val="SourceCode"/>
-      </w:pPr>
-      <w:r>
-        <w:rPr>
-          <w:rStyle w:val="VerbatimChar"/>
-        </w:rPr>
-        <w:t xml:space="preserve">┌─────────────────────────────────────────┐</w:t>
-      </w:r>
-      <w:r>
-        <w:br/>
-      </w:r>
-      <w:r>
-        <w:rPr>
-          <w:rStyle w:val="VerbatimChar"/>
-        </w:rPr>
-        <w:t xml:space="preserve">│  /home/user/  (target directory)       │</w:t>
-      </w:r>
-      <w:r>
-        <w:br/>
-      </w:r>
-      <w:r>
-        <w:rPr>
-          <w:rStyle w:val="VerbatimChar"/>
-        </w:rPr>
-        <w:t xml:space="preserve">│                                         │</w:t>
-      </w:r>
-      <w:r>
-        <w:br/>
-      </w:r>
-      <w:r>
-        <w:rPr>
-          <w:rStyle w:val="VerbatimChar"/>
-        </w:rPr>
-        <w:t xml:space="preserve">│  .zshrc  ──────┐                        │</w:t>
-      </w:r>
-      <w:r>
-        <w:br/>
-      </w:r>
-      <w:r>
-        <w:rPr>
-          <w:rStyle w:val="VerbatimChar"/>
-        </w:rPr>
-        <w:t xml:space="preserve">│  .config/      │                        │</w:t>
-      </w:r>
-      <w:r>
-        <w:br/>
-      </w:r>
-      <w:r>
-        <w:rPr>
-          <w:rStyle w:val="VerbatimChar"/>
-        </w:rPr>
-        <w:t xml:space="preserve">│    ├── nvim/   │  symlinks             │</w:t>
-      </w:r>
-      <w:r>
-        <w:br/>
-      </w:r>
-      <w:r>
-        <w:rPr>
-          <w:rStyle w:val="VerbatimChar"/>
-        </w:rPr>
-        <w:t xml:space="preserve">│    └── kitty/  │                        │</w:t>
-      </w:r>
-      <w:r>
-        <w:br/>
-      </w:r>
-      <w:r>
-        <w:rPr>
-          <w:rStyle w:val="VerbatimChar"/>
-        </w:rPr>
-        <w:t xml:space="preserve">└─────────────────┼──────────────────────┘</w:t>
-      </w:r>
-      <w:r>
-        <w:br/>
-      </w:r>
-      <w:r>
-        <w:rPr>
-          <w:rStyle w:val="VerbatimChar"/>
-        </w:rPr>
-        <w:t xml:space="preserve">                  │</w:t>
-      </w:r>
-      <w:r>
-        <w:br/>
-      </w:r>
-      <w:r>
-        <w:rPr>
-          <w:rStyle w:val="VerbatimChar"/>
-        </w:rPr>
-        <w:t xml:space="preserve">                  ↓</w:t>
-      </w:r>
-      <w:r>
-        <w:br/>
-      </w:r>
-      <w:r>
-        <w:rPr>
-          <w:rStyle w:val="VerbatimChar"/>
-        </w:rPr>
-        <w:t xml:space="preserve">┌─────────────────────────────────────────┐</w:t>
-      </w:r>
-      <w:r>
-        <w:br/>
-      </w:r>
-      <w:r>
-        <w:rPr>
-          <w:rStyle w:val="VerbatimChar"/>
-        </w:rPr>
-        <w:t xml:space="preserve">│  /home/user/dotfiles/  (stow dir)      │</w:t>
-      </w:r>
-      <w:r>
-        <w:br/>
-      </w:r>
-      <w:r>
-        <w:rPr>
-          <w:rStyle w:val="VerbatimChar"/>
-        </w:rPr>
-        <w:t xml:space="preserve">│                                         │</w:t>
-      </w:r>
-      <w:r>
-        <w:br/>
-      </w:r>
-      <w:r>
-        <w:rPr>
-          <w:rStyle w:val="VerbatimChar"/>
-        </w:rPr>
-        <w:t xml:space="preserve">│  ├── zsh/     (package)                 │</w:t>
-      </w:r>
-      <w:r>
-        <w:br/>
-      </w:r>
-      <w:r>
-        <w:rPr>
-          <w:rStyle w:val="VerbatimChar"/>
-        </w:rPr>
-        <w:t xml:space="preserve">│  │   └── .zshrc                         │</w:t>
-      </w:r>
-      <w:r>
-        <w:br/>
-      </w:r>
-      <w:r>
-        <w:rPr>
-          <w:rStyle w:val="VerbatimChar"/>
-        </w:rPr>
-        <w:t xml:space="preserve">│  ├── nvim/    (package)                 │</w:t>
-      </w:r>
-      <w:r>
-        <w:br/>
-      </w:r>
-      <w:r>
-        <w:rPr>
-          <w:rStyle w:val="VerbatimChar"/>
-        </w:rPr>
-        <w:t xml:space="preserve">│  │   └── .config/                       │</w:t>
-      </w:r>
-      <w:r>
-        <w:br/>
-      </w:r>
-      <w:r>
-        <w:rPr>
-          <w:rStyle w:val="VerbatimChar"/>
-        </w:rPr>
-        <w:t xml:space="preserve">│  │       └── nvim/                      │</w:t>
-      </w:r>
-      <w:r>
-        <w:br/>
-      </w:r>
-      <w:r>
-        <w:rPr>
-          <w:rStyle w:val="VerbatimChar"/>
-        </w:rPr>
-        <w:t xml:space="preserve">│  └── kitty/   (package)                 │</w:t>
-      </w:r>
-      <w:r>
-        <w:br/>
-      </w:r>
-      <w:r>
-        <w:rPr>
-          <w:rStyle w:val="VerbatimChar"/>
-        </w:rPr>
-        <w:t xml:space="preserve">│      └── .config/                       │</w:t>
-      </w:r>
-      <w:r>
-        <w:br/>
-      </w:r>
-      <w:r>
-        <w:rPr>
-          <w:rStyle w:val="VerbatimChar"/>
-        </w:rPr>
-        <w:t xml:space="preserve">│          └── kitty/                     │</w:t>
-      </w:r>
-      <w:r>
-        <w:br/>
-      </w:r>
-      <w:r>
-        <w:rPr>
-          <w:rStyle w:val="VerbatimChar"/>
-        </w:rPr>
-        <w:t xml:space="preserve">└─────────────────────────────────────────┘</w:t>
-      </w:r>
-    </w:p>
     <w:bookmarkEnd w:id="38"/>
     <w:bookmarkEnd w:id="39"/>
-    <w:bookmarkStart w:id="59" w:name="sintaxis-y-comandos"/>
+    <w:bookmarkStart w:id="40" w:name="jerarquía-de-directorios"/>
+    <w:p>
+      <w:pPr>
+        <w:pStyle w:val="Heading2"/>
+      </w:pPr>
+      <w:r>
+        <w:t xml:space="preserve">2.2 Jerarquía de Directorios</w:t>
+      </w:r>
+    </w:p>
+    <w:p>
+      <w:pPr>
+        <w:pStyle w:val="SourceCode"/>
+      </w:pPr>
+      <w:r>
+        <w:rPr>
+          <w:rStyle w:val="VerbatimChar"/>
+        </w:rPr>
+        <w:t xml:space="preserve">┌─────────────────────────────────────────┐</w:t>
+      </w:r>
+      <w:r>
+        <w:br/>
+      </w:r>
+      <w:r>
+        <w:rPr>
+          <w:rStyle w:val="VerbatimChar"/>
+        </w:rPr>
+        <w:t xml:space="preserve">│  /home/user/  (target directory)       │</w:t>
+      </w:r>
+      <w:r>
+        <w:br/>
+      </w:r>
+      <w:r>
+        <w:rPr>
+          <w:rStyle w:val="VerbatimChar"/>
+        </w:rPr>
+        <w:t xml:space="preserve">│                                         │</w:t>
+      </w:r>
+      <w:r>
+        <w:br/>
+      </w:r>
+      <w:r>
+        <w:rPr>
+          <w:rStyle w:val="VerbatimChar"/>
+        </w:rPr>
+        <w:t xml:space="preserve">│  .zshrc  ──────┐                        │</w:t>
+      </w:r>
+      <w:r>
+        <w:br/>
+      </w:r>
+      <w:r>
+        <w:rPr>
+          <w:rStyle w:val="VerbatimChar"/>
+        </w:rPr>
+        <w:t xml:space="preserve">│  .config/      │                        │</w:t>
+      </w:r>
+      <w:r>
+        <w:br/>
+      </w:r>
+      <w:r>
+        <w:rPr>
+          <w:rStyle w:val="VerbatimChar"/>
+        </w:rPr>
+        <w:t xml:space="preserve">│    ├── nvim/   │  symlinks             │</w:t>
+      </w:r>
+      <w:r>
+        <w:br/>
+      </w:r>
+      <w:r>
+        <w:rPr>
+          <w:rStyle w:val="VerbatimChar"/>
+        </w:rPr>
+        <w:t xml:space="preserve">│    └── kitty/  │                        │</w:t>
+      </w:r>
+      <w:r>
+        <w:br/>
+      </w:r>
+      <w:r>
+        <w:rPr>
+          <w:rStyle w:val="VerbatimChar"/>
+        </w:rPr>
+        <w:t xml:space="preserve">└─────────────────┼──────────────────────┘</w:t>
+      </w:r>
+      <w:r>
+        <w:br/>
+      </w:r>
+      <w:r>
+        <w:rPr>
+          <w:rStyle w:val="VerbatimChar"/>
+        </w:rPr>
+        <w:t xml:space="preserve">                  │</w:t>
+      </w:r>
+      <w:r>
+        <w:br/>
+      </w:r>
+      <w:r>
+        <w:rPr>
+          <w:rStyle w:val="VerbatimChar"/>
+        </w:rPr>
+        <w:t xml:space="preserve">                  ↓</w:t>
+      </w:r>
+      <w:r>
+        <w:br/>
+      </w:r>
+      <w:r>
+        <w:rPr>
+          <w:rStyle w:val="VerbatimChar"/>
+        </w:rPr>
+        <w:t xml:space="preserve">┌─────────────────────────────────────────┐</w:t>
+      </w:r>
+      <w:r>
+        <w:br/>
+      </w:r>
+      <w:r>
+        <w:rPr>
+          <w:rStyle w:val="VerbatimChar"/>
+        </w:rPr>
+        <w:t xml:space="preserve">│  /home/user/dotfiles/  (stow dir)      │</w:t>
+      </w:r>
+      <w:r>
+        <w:br/>
+      </w:r>
+      <w:r>
+        <w:rPr>
+          <w:rStyle w:val="VerbatimChar"/>
+        </w:rPr>
+        <w:t xml:space="preserve">│                                         │</w:t>
+      </w:r>
+      <w:r>
+        <w:br/>
+      </w:r>
+      <w:r>
+        <w:rPr>
+          <w:rStyle w:val="VerbatimChar"/>
+        </w:rPr>
+        <w:t xml:space="preserve">│  ├── zsh/     (package)                 │</w:t>
+      </w:r>
+      <w:r>
+        <w:br/>
+      </w:r>
+      <w:r>
+        <w:rPr>
+          <w:rStyle w:val="VerbatimChar"/>
+        </w:rPr>
+        <w:t xml:space="preserve">│  │   └── .zshrc                         │</w:t>
+      </w:r>
+      <w:r>
+        <w:br/>
+      </w:r>
+      <w:r>
+        <w:rPr>
+          <w:rStyle w:val="VerbatimChar"/>
+        </w:rPr>
+        <w:t xml:space="preserve">│  ├── nvim/    (package)                 │</w:t>
+      </w:r>
+      <w:r>
+        <w:br/>
+      </w:r>
+      <w:r>
+        <w:rPr>
+          <w:rStyle w:val="VerbatimChar"/>
+        </w:rPr>
+        <w:t xml:space="preserve">│  │   └── .config/                       │</w:t>
+      </w:r>
+      <w:r>
+        <w:br/>
+      </w:r>
+      <w:r>
+        <w:rPr>
+          <w:rStyle w:val="VerbatimChar"/>
+        </w:rPr>
+        <w:t xml:space="preserve">│  │       └── nvim/                      │</w:t>
+      </w:r>
+      <w:r>
+        <w:br/>
+      </w:r>
+      <w:r>
+        <w:rPr>
+          <w:rStyle w:val="VerbatimChar"/>
+        </w:rPr>
+        <w:t xml:space="preserve">│  └── kitty/   (package)                 │</w:t>
+      </w:r>
+      <w:r>
+        <w:br/>
+      </w:r>
+      <w:r>
+        <w:rPr>
+          <w:rStyle w:val="VerbatimChar"/>
+        </w:rPr>
+        <w:t xml:space="preserve">│      └── .config/                       │</w:t>
+      </w:r>
+      <w:r>
+        <w:br/>
+      </w:r>
+      <w:r>
+        <w:rPr>
+          <w:rStyle w:val="VerbatimChar"/>
+        </w:rPr>
+        <w:t xml:space="preserve">│          └── kitty/                     │</w:t>
+      </w:r>
+      <w:r>
+        <w:br/>
+      </w:r>
+      <w:r>
+        <w:rPr>
+          <w:rStyle w:val="VerbatimChar"/>
+        </w:rPr>
+        <w:t xml:space="preserve">└─────────────────────────────────────────┘</w:t>
+      </w:r>
+    </w:p>
+    <w:bookmarkEnd w:id="40"/>
+    <w:bookmarkEnd w:id="41"/>
+    <w:bookmarkStart w:id="61" w:name="sintaxis-y-comandos"/>
     <w:p>
       <w:pPr>
         <w:pStyle w:val="Heading1"/>
@@ -2825,7 +2825,7 @@
         <w:t xml:space="preserve">3. Sintaxis y Comandos</w:t>
       </w:r>
     </w:p>
-    <w:bookmarkStart w:id="40" w:name="sintaxis-básica"/>
+    <w:bookmarkStart w:id="42" w:name="sintaxis-básica"/>
     <w:p>
       <w:pPr>
         <w:pStyle w:val="Heading2"/>
@@ -2875,8 +2875,8 @@
         <w:t xml:space="preserve"> [flags de acción] paquete1 paquete2 ...</w:t>
       </w:r>
     </w:p>
-    <w:bookmarkEnd w:id="40"/>
-    <w:bookmarkStart w:id="44" w:name="acciones-principales"/>
+    <w:bookmarkEnd w:id="42"/>
+    <w:bookmarkStart w:id="46" w:name="acciones-principales"/>
     <w:p>
       <w:pPr>
         <w:pStyle w:val="Heading2"/>
@@ -2885,7 +2885,7 @@
         <w:t xml:space="preserve">3.2 Acciones Principales</w:t>
       </w:r>
     </w:p>
-    <w:bookmarkStart w:id="41" w:name="stow-instalar"/>
+    <w:bookmarkStart w:id="43" w:name="stow-instalar"/>
     <w:p>
       <w:pPr>
         <w:pStyle w:val="Heading3"/>
@@ -3013,8 +3013,8 @@
         <w:t xml:space="preserve"> nvim</w:t>
       </w:r>
     </w:p>
-    <w:bookmarkEnd w:id="41"/>
-    <w:bookmarkStart w:id="42" w:name="delete-desinstalar"/>
+    <w:bookmarkEnd w:id="43"/>
+    <w:bookmarkStart w:id="44" w:name="delete-desinstalar"/>
     <w:p>
       <w:pPr>
         <w:pStyle w:val="Heading3"/>
@@ -3127,8 +3127,8 @@
         <w:t xml:space="preserve"> nvim zsh kitty</w:t>
       </w:r>
     </w:p>
-    <w:bookmarkEnd w:id="42"/>
-    <w:bookmarkStart w:id="43" w:name="restow-reinstalar"/>
+    <w:bookmarkEnd w:id="44"/>
+    <w:bookmarkStart w:id="45" w:name="restow-reinstalar"/>
     <w:p>
       <w:pPr>
         <w:pStyle w:val="Heading3"/>
@@ -3214,9 +3214,9 @@
         <w:t xml:space="preserve"># Útil después de actualizar paquete</w:t>
       </w:r>
     </w:p>
-    <w:bookmarkEnd w:id="43"/>
-    <w:bookmarkEnd w:id="44"/>
-    <w:bookmarkStart w:id="47" w:name="opciones-de-directorio"/>
+    <w:bookmarkEnd w:id="45"/>
+    <w:bookmarkEnd w:id="46"/>
+    <w:bookmarkStart w:id="49" w:name="opciones-de-directorio"/>
     <w:p>
       <w:pPr>
         <w:pStyle w:val="Heading2"/>
@@ -3225,7 +3225,7 @@
         <w:t xml:space="preserve">3.3 Opciones de Directorio</w:t>
       </w:r>
     </w:p>
-    <w:bookmarkStart w:id="45" w:name="d---dir-stow-directory"/>
+    <w:bookmarkStart w:id="47" w:name="d---dir-stow-directory"/>
     <w:p>
       <w:pPr>
         <w:pStyle w:val="Heading3"/>
@@ -3326,8 +3326,8 @@
         <w:t xml:space="preserve"># Default: directorio actual</w:t>
       </w:r>
     </w:p>
-    <w:bookmarkEnd w:id="45"/>
-    <w:bookmarkStart w:id="46" w:name="t---target-target-directory"/>
+    <w:bookmarkEnd w:id="47"/>
+    <w:bookmarkStart w:id="48" w:name="t---target-target-directory"/>
     <w:p>
       <w:pPr>
         <w:pStyle w:val="Heading3"/>
@@ -3643,9 +3643,9 @@
         <w:t xml:space="preserve"> ../opt/myapps/myapp/bin/myapp</w:t>
       </w:r>
     </w:p>
-    <w:bookmarkEnd w:id="46"/>
-    <w:bookmarkEnd w:id="47"/>
-    <w:bookmarkStart w:id="50" w:name="opciones-de-simulación-y-verbosidad"/>
+    <w:bookmarkEnd w:id="48"/>
+    <w:bookmarkEnd w:id="49"/>
+    <w:bookmarkStart w:id="52" w:name="opciones-de-simulación-y-verbosidad"/>
     <w:p>
       <w:pPr>
         <w:pStyle w:val="Heading2"/>
@@ -3654,7 +3654,7 @@
         <w:t xml:space="preserve">3.4 Opciones de Simulación y Verbosidad</w:t>
       </w:r>
     </w:p>
-    <w:bookmarkStart w:id="48" w:name="n---no---simulate-dry-run"/>
+    <w:bookmarkStart w:id="50" w:name="n---no---simulate-dry-run"/>
     <w:p>
       <w:pPr>
         <w:pStyle w:val="Heading3"/>
@@ -3812,8 +3812,8 @@
         <w:t xml:space="preserve"> nvim</w:t>
       </w:r>
     </w:p>
-    <w:bookmarkEnd w:id="48"/>
-    <w:bookmarkStart w:id="49" w:name="v---verbose-verbosidad"/>
+    <w:bookmarkEnd w:id="50"/>
+    <w:bookmarkStart w:id="51" w:name="v---verbose-verbosidad"/>
     <w:p>
       <w:pPr>
         <w:pStyle w:val="Heading3"/>
@@ -4090,9 +4090,9 @@
         <w:t xml:space="preserve"> operations aborted.</w:t>
       </w:r>
     </w:p>
-    <w:bookmarkEnd w:id="49"/>
-    <w:bookmarkEnd w:id="50"/>
-    <w:bookmarkStart w:id="57" w:name="opciones-avanzadas"/>
+    <w:bookmarkEnd w:id="51"/>
+    <w:bookmarkEnd w:id="52"/>
+    <w:bookmarkStart w:id="59" w:name="opciones-avanzadas"/>
     <w:p>
       <w:pPr>
         <w:pStyle w:val="Heading2"/>
@@ -4101,7 +4101,7 @@
         <w:t xml:space="preserve">3.5 Opciones Avanzadas</w:t>
       </w:r>
     </w:p>
-    <w:bookmarkStart w:id="51" w:name="ignore-ignorar-archivos"/>
+    <w:bookmarkStart w:id="53" w:name="ignore-ignorar-archivos"/>
     <w:p>
       <w:pPr>
         <w:pStyle w:val="Heading3"/>
@@ -4274,8 +4274,8 @@
         <w:t xml:space="preserve"> nvim</w:t>
       </w:r>
     </w:p>
-    <w:bookmarkEnd w:id="51"/>
-    <w:bookmarkStart w:id="52" w:name="defer-diferir"/>
+    <w:bookmarkEnd w:id="53"/>
+    <w:bookmarkStart w:id="54" w:name="defer-diferir"/>
     <w:p>
       <w:pPr>
         <w:pStyle w:val="Heading3"/>
@@ -4361,8 +4361,8 @@
         <w:t xml:space="preserve">info perl</w:t>
       </w:r>
     </w:p>
-    <w:bookmarkEnd w:id="52"/>
-    <w:bookmarkStart w:id="53" w:name="override-sobrescribir"/>
+    <w:bookmarkEnd w:id="54"/>
+    <w:bookmarkStart w:id="55" w:name="override-sobrescribir"/>
     <w:p>
       <w:pPr>
         <w:pStyle w:val="Heading3"/>
@@ -4448,8 +4448,8 @@
         <w:t xml:space="preserve">info perl</w:t>
       </w:r>
     </w:p>
-    <w:bookmarkEnd w:id="53"/>
-    <w:bookmarkStart w:id="54" w:name="dotfiles-modo-dotfiles"/>
+    <w:bookmarkEnd w:id="55"/>
+    <w:bookmarkStart w:id="56" w:name="dotfiles-modo-dotfiles"/>
     <w:p>
       <w:pPr>
         <w:pStyle w:val="Heading3"/>
@@ -4568,8 +4568,8 @@
         <w:t xml:space="preserve"># Se convierte en ~/.bashrc</w:t>
       </w:r>
     </w:p>
-    <w:bookmarkEnd w:id="54"/>
-    <w:bookmarkStart w:id="55" w:name="no-folding-sin-tree-folding"/>
+    <w:bookmarkEnd w:id="56"/>
+    <w:bookmarkStart w:id="57" w:name="no-folding-sin-tree-folding"/>
     <w:p>
       <w:pPr>
         <w:pStyle w:val="Heading3"/>
@@ -4643,8 +4643,8 @@
         <w:t xml:space="preserve"># Crea directorios en lugar de symlinks a directorios</w:t>
       </w:r>
     </w:p>
-    <w:bookmarkEnd w:id="55"/>
-    <w:bookmarkStart w:id="56" w:name="adopt-adoptar-archivos"/>
+    <w:bookmarkEnd w:id="57"/>
+    <w:bookmarkStart w:id="58" w:name="adopt-adoptar-archivos"/>
     <w:p>
       <w:pPr>
         <w:pStyle w:val="Heading3"/>
@@ -4746,186 +4746,186 @@
           <w:rStyle w:val="CommentTok"/>
         </w:rPr>
         <w:t xml:space="preserve"># Luego crea el symlink</w:t>
-      </w:r>
-    </w:p>
-    <w:bookmarkEnd w:id="56"/>
-    <w:bookmarkEnd w:id="57"/>
-    <w:bookmarkStart w:id="58" w:name="combinando-operaciones"/>
-    <w:p>
-      <w:pPr>
-        <w:pStyle w:val="Heading2"/>
-      </w:pPr>
-      <w:r>
-        <w:t xml:space="preserve">3.6 Combinando Operaciones</w:t>
-      </w:r>
-    </w:p>
-    <w:p>
-      <w:pPr>
-        <w:pStyle w:val="SourceCode"/>
-      </w:pPr>
-      <w:r>
-        <w:rPr>
-          <w:rStyle w:val="CommentTok"/>
-        </w:rPr>
-        <w:t xml:space="preserve"># Mezclar múltiples acciones</w:t>
-      </w:r>
-      <w:r>
-        <w:br/>
-      </w:r>
-      <w:r>
-        <w:rPr>
-          <w:rStyle w:val="ExtensionTok"/>
-        </w:rPr>
-        <w:t xml:space="preserve">stow</w:t>
-      </w:r>
-      <w:r>
-        <w:rPr>
-          <w:rStyle w:val="NormalTok"/>
-        </w:rPr>
-        <w:t xml:space="preserve"> </w:t>
-      </w:r>
-      <w:r>
-        <w:rPr>
-          <w:rStyle w:val="AttributeTok"/>
-        </w:rPr>
-        <w:t xml:space="preserve">-D</w:t>
-      </w:r>
-      <w:r>
-        <w:rPr>
-          <w:rStyle w:val="NormalTok"/>
-        </w:rPr>
-        <w:t xml:space="preserve"> old-nvim </w:t>
-      </w:r>
-      <w:r>
-        <w:rPr>
-          <w:rStyle w:val="AttributeTok"/>
-        </w:rPr>
-        <w:t xml:space="preserve">-S</w:t>
-      </w:r>
-      <w:r>
-        <w:rPr>
-          <w:rStyle w:val="NormalTok"/>
-        </w:rPr>
-        <w:t xml:space="preserve"> new-nvim</w:t>
-      </w:r>
-      <w:r>
-        <w:br/>
-      </w:r>
-      <w:r>
-        <w:br/>
-      </w:r>
-      <w:r>
-        <w:rPr>
-          <w:rStyle w:val="CommentTok"/>
-        </w:rPr>
-        <w:t xml:space="preserve"># Orden de ejecución:</w:t>
-      </w:r>
-      <w:r>
-        <w:br/>
-      </w:r>
-      <w:r>
-        <w:rPr>
-          <w:rStyle w:val="CommentTok"/>
-        </w:rPr>
-        <w:t xml:space="preserve"># 1. Unstow old-nvim</w:t>
-      </w:r>
-      <w:r>
-        <w:br/>
-      </w:r>
-      <w:r>
-        <w:rPr>
-          <w:rStyle w:val="CommentTok"/>
-        </w:rPr>
-        <w:t xml:space="preserve"># 2. Stow new-nvim</w:t>
-      </w:r>
-      <w:r>
-        <w:br/>
-      </w:r>
-      <w:r>
-        <w:br/>
-      </w:r>
-      <w:r>
-        <w:rPr>
-          <w:rStyle w:val="CommentTok"/>
-        </w:rPr>
-        <w:t xml:space="preserve"># Múltiples paquetes, múltiples acciones</w:t>
-      </w:r>
-      <w:r>
-        <w:br/>
-      </w:r>
-      <w:r>
-        <w:rPr>
-          <w:rStyle w:val="ExtensionTok"/>
-        </w:rPr>
-        <w:t xml:space="preserve">stow</w:t>
-      </w:r>
-      <w:r>
-        <w:rPr>
-          <w:rStyle w:val="NormalTok"/>
-        </w:rPr>
-        <w:t xml:space="preserve"> </w:t>
-      </w:r>
-      <w:r>
-        <w:rPr>
-          <w:rStyle w:val="AttributeTok"/>
-        </w:rPr>
-        <w:t xml:space="preserve">-S</w:t>
-      </w:r>
-      <w:r>
-        <w:rPr>
-          <w:rStyle w:val="NormalTok"/>
-        </w:rPr>
-        <w:t xml:space="preserve"> pkg1 pkg2 </w:t>
-      </w:r>
-      <w:r>
-        <w:rPr>
-          <w:rStyle w:val="AttributeTok"/>
-        </w:rPr>
-        <w:t xml:space="preserve">-D</w:t>
-      </w:r>
-      <w:r>
-        <w:rPr>
-          <w:rStyle w:val="NormalTok"/>
-        </w:rPr>
-        <w:t xml:space="preserve"> pkg3 pkg4 </w:t>
-      </w:r>
-      <w:r>
-        <w:rPr>
-          <w:rStyle w:val="AttributeTok"/>
-        </w:rPr>
-        <w:t xml:space="preserve">-S</w:t>
-      </w:r>
-      <w:r>
-        <w:rPr>
-          <w:rStyle w:val="NormalTok"/>
-        </w:rPr>
-        <w:t xml:space="preserve"> pkg5 </w:t>
-      </w:r>
-      <w:r>
-        <w:rPr>
-          <w:rStyle w:val="AttributeTok"/>
-        </w:rPr>
-        <w:t xml:space="preserve">-R</w:t>
-      </w:r>
-      <w:r>
-        <w:rPr>
-          <w:rStyle w:val="NormalTok"/>
-        </w:rPr>
-        <w:t xml:space="preserve"> pkg6</w:t>
-      </w:r>
-      <w:r>
-        <w:br/>
-      </w:r>
-      <w:r>
-        <w:rPr>
-          <w:rStyle w:val="CommentTok"/>
-        </w:rPr>
-        <w:t xml:space="preserve"># Resultado: unstow pkg3,4,6 → stow pkg1,2,5,6</w:t>
       </w:r>
     </w:p>
     <w:bookmarkEnd w:id="58"/>
     <w:bookmarkEnd w:id="59"/>
-    <w:bookmarkStart w:id="68" w:name="estructura-de-directorios"/>
+    <w:bookmarkStart w:id="60" w:name="combinando-operaciones"/>
+    <w:p>
+      <w:pPr>
+        <w:pStyle w:val="Heading2"/>
+      </w:pPr>
+      <w:r>
+        <w:t xml:space="preserve">3.6 Combinando Operaciones</w:t>
+      </w:r>
+    </w:p>
+    <w:p>
+      <w:pPr>
+        <w:pStyle w:val="SourceCode"/>
+      </w:pPr>
+      <w:r>
+        <w:rPr>
+          <w:rStyle w:val="CommentTok"/>
+        </w:rPr>
+        <w:t xml:space="preserve"># Mezclar múltiples acciones</w:t>
+      </w:r>
+      <w:r>
+        <w:br/>
+      </w:r>
+      <w:r>
+        <w:rPr>
+          <w:rStyle w:val="ExtensionTok"/>
+        </w:rPr>
+        <w:t xml:space="preserve">stow</w:t>
+      </w:r>
+      <w:r>
+        <w:rPr>
+          <w:rStyle w:val="NormalTok"/>
+        </w:rPr>
+        <w:t xml:space="preserve"> </w:t>
+      </w:r>
+      <w:r>
+        <w:rPr>
+          <w:rStyle w:val="AttributeTok"/>
+        </w:rPr>
+        <w:t xml:space="preserve">-D</w:t>
+      </w:r>
+      <w:r>
+        <w:rPr>
+          <w:rStyle w:val="NormalTok"/>
+        </w:rPr>
+        <w:t xml:space="preserve"> old-nvim </w:t>
+      </w:r>
+      <w:r>
+        <w:rPr>
+          <w:rStyle w:val="AttributeTok"/>
+        </w:rPr>
+        <w:t xml:space="preserve">-S</w:t>
+      </w:r>
+      <w:r>
+        <w:rPr>
+          <w:rStyle w:val="NormalTok"/>
+        </w:rPr>
+        <w:t xml:space="preserve"> new-nvim</w:t>
+      </w:r>
+      <w:r>
+        <w:br/>
+      </w:r>
+      <w:r>
+        <w:br/>
+      </w:r>
+      <w:r>
+        <w:rPr>
+          <w:rStyle w:val="CommentTok"/>
+        </w:rPr>
+        <w:t xml:space="preserve"># Orden de ejecución:</w:t>
+      </w:r>
+      <w:r>
+        <w:br/>
+      </w:r>
+      <w:r>
+        <w:rPr>
+          <w:rStyle w:val="CommentTok"/>
+        </w:rPr>
+        <w:t xml:space="preserve"># 1. Unstow old-nvim</w:t>
+      </w:r>
+      <w:r>
+        <w:br/>
+      </w:r>
+      <w:r>
+        <w:rPr>
+          <w:rStyle w:val="CommentTok"/>
+        </w:rPr>
+        <w:t xml:space="preserve"># 2. Stow new-nvim</w:t>
+      </w:r>
+      <w:r>
+        <w:br/>
+      </w:r>
+      <w:r>
+        <w:br/>
+      </w:r>
+      <w:r>
+        <w:rPr>
+          <w:rStyle w:val="CommentTok"/>
+        </w:rPr>
+        <w:t xml:space="preserve"># Múltiples paquetes, múltiples acciones</w:t>
+      </w:r>
+      <w:r>
+        <w:br/>
+      </w:r>
+      <w:r>
+        <w:rPr>
+          <w:rStyle w:val="ExtensionTok"/>
+        </w:rPr>
+        <w:t xml:space="preserve">stow</w:t>
+      </w:r>
+      <w:r>
+        <w:rPr>
+          <w:rStyle w:val="NormalTok"/>
+        </w:rPr>
+        <w:t xml:space="preserve"> </w:t>
+      </w:r>
+      <w:r>
+        <w:rPr>
+          <w:rStyle w:val="AttributeTok"/>
+        </w:rPr>
+        <w:t xml:space="preserve">-S</w:t>
+      </w:r>
+      <w:r>
+        <w:rPr>
+          <w:rStyle w:val="NormalTok"/>
+        </w:rPr>
+        <w:t xml:space="preserve"> pkg1 pkg2 </w:t>
+      </w:r>
+      <w:r>
+        <w:rPr>
+          <w:rStyle w:val="AttributeTok"/>
+        </w:rPr>
+        <w:t xml:space="preserve">-D</w:t>
+      </w:r>
+      <w:r>
+        <w:rPr>
+          <w:rStyle w:val="NormalTok"/>
+        </w:rPr>
+        <w:t xml:space="preserve"> pkg3 pkg4 </w:t>
+      </w:r>
+      <w:r>
+        <w:rPr>
+          <w:rStyle w:val="AttributeTok"/>
+        </w:rPr>
+        <w:t xml:space="preserve">-S</w:t>
+      </w:r>
+      <w:r>
+        <w:rPr>
+          <w:rStyle w:val="NormalTok"/>
+        </w:rPr>
+        <w:t xml:space="preserve"> pkg5 </w:t>
+      </w:r>
+      <w:r>
+        <w:rPr>
+          <w:rStyle w:val="AttributeTok"/>
+        </w:rPr>
+        <w:t xml:space="preserve">-R</w:t>
+      </w:r>
+      <w:r>
+        <w:rPr>
+          <w:rStyle w:val="NormalTok"/>
+        </w:rPr>
+        <w:t xml:space="preserve"> pkg6</w:t>
+      </w:r>
+      <w:r>
+        <w:br/>
+      </w:r>
+      <w:r>
+        <w:rPr>
+          <w:rStyle w:val="CommentTok"/>
+        </w:rPr>
+        <w:t xml:space="preserve"># Resultado: unstow pkg3,4,6 → stow pkg1,2,5,6</w:t>
+      </w:r>
+    </w:p>
+    <w:bookmarkEnd w:id="60"/>
+    <w:bookmarkEnd w:id="61"/>
+    <w:bookmarkStart w:id="70" w:name="estructura-de-directorios"/>
     <w:p>
       <w:pPr>
         <w:pStyle w:val="Heading1"/>
@@ -4934,7 +4934,7 @@
         <w:t xml:space="preserve">4. Estructura de Directorios</w:t>
       </w:r>
     </w:p>
-    <w:bookmarkStart w:id="60" w:name="estructura-recomendada-para-dotfiles"/>
+    <w:bookmarkStart w:id="62" w:name="estructura-recomendada-para-dotfiles"/>
     <w:p>
       <w:pPr>
         <w:pStyle w:val="Heading2"/>
@@ -5476,8 +5476,8 @@
         <w:t xml:space="preserve"> kwinrc</w:t>
       </w:r>
     </w:p>
-    <w:bookmarkEnd w:id="60"/>
-    <w:bookmarkStart w:id="64" w:name="principios-de-organización"/>
+    <w:bookmarkEnd w:id="62"/>
+    <w:bookmarkStart w:id="66" w:name="principios-de-organización"/>
     <w:p>
       <w:pPr>
         <w:pStyle w:val="Heading2"/>
@@ -5486,7 +5486,7 @@
         <w:t xml:space="preserve">4.2 Principios de Organización</w:t>
       </w:r>
     </w:p>
-    <w:bookmarkStart w:id="61" w:name="un-directorio-un-paquete"/>
+    <w:bookmarkStart w:id="63" w:name="un-directorio-un-paquete"/>
     <w:p>
       <w:pPr>
         <w:pStyle w:val="Heading3"/>
@@ -5662,8 +5662,8 @@
         <w:t xml:space="preserve"> .vimrc</w:t>
       </w:r>
     </w:p>
-    <w:bookmarkEnd w:id="61"/>
-    <w:bookmarkStart w:id="62" w:name="replicar-estructura-del-home"/>
+    <w:bookmarkEnd w:id="63"/>
+    <w:bookmarkStart w:id="64" w:name="replicar-estructura-del-home"/>
     <w:p>
       <w:pPr>
         <w:pStyle w:val="Heading3"/>
@@ -5830,8 +5830,8 @@
         <w:t xml:space="preserve"># falta .config/</w:t>
       </w:r>
     </w:p>
-    <w:bookmarkEnd w:id="62"/>
-    <w:bookmarkStart w:id="63" w:name="agrupar-lógicamente"/>
+    <w:bookmarkEnd w:id="64"/>
+    <w:bookmarkStart w:id="65" w:name="agrupar-lógicamente"/>
     <w:p>
       <w:pPr>
         <w:pStyle w:val="Heading3"/>
@@ -6040,9 +6040,9 @@
         <w:t xml:space="preserve"># Recomendado: Opción 1 (por aplicación)</w:t>
       </w:r>
     </w:p>
-    <w:bookmarkEnd w:id="63"/>
-    <w:bookmarkEnd w:id="64"/>
-    <w:bookmarkStart w:id="67" w:name="ejemplos-de-estructuras"/>
+    <w:bookmarkEnd w:id="65"/>
+    <w:bookmarkEnd w:id="66"/>
+    <w:bookmarkStart w:id="69" w:name="ejemplos-de-estructuras"/>
     <w:p>
       <w:pPr>
         <w:pStyle w:val="Heading2"/>
@@ -6051,7 +6051,7 @@
         <w:t xml:space="preserve">4.3 Ejemplos de Estructuras</w:t>
       </w:r>
     </w:p>
-    <w:bookmarkStart w:id="65" w:name="estructura-simple"/>
+    <w:bookmarkStart w:id="67" w:name="estructura-simple"/>
     <w:p>
       <w:pPr>
         <w:pStyle w:val="Heading3"/>
@@ -6661,8 +6661,8 @@
         <w:t xml:space="preserve"> dotfiles/vim/.vimrc</w:t>
       </w:r>
     </w:p>
-    <w:bookmarkEnd w:id="65"/>
-    <w:bookmarkStart w:id="66" w:name="estructura-compleja"/>
+    <w:bookmarkEnd w:id="67"/>
+    <w:bookmarkStart w:id="68" w:name="estructura-compleja"/>
     <w:p>
       <w:pPr>
         <w:pStyle w:val="Heading3"/>
@@ -7027,10 +7027,10 @@
         <w:t xml:space="preserve"> plugins.lua</w:t>
       </w:r>
     </w:p>
-    <w:bookmarkEnd w:id="66"/>
-    <w:bookmarkEnd w:id="67"/>
     <w:bookmarkEnd w:id="68"/>
-    <w:bookmarkStart w:id="75" w:name="instalación-de-paquetes"/>
+    <w:bookmarkEnd w:id="69"/>
+    <w:bookmarkEnd w:id="70"/>
+    <w:bookmarkStart w:id="77" w:name="instalación-de-paquetes"/>
     <w:p>
       <w:pPr>
         <w:pStyle w:val="Heading1"/>
@@ -7039,7 +7039,7 @@
         <w:t xml:space="preserve">5. Instalación de Paquetes</w:t>
       </w:r>
     </w:p>
-    <w:bookmarkStart w:id="71" w:name="proceso-de-instalación"/>
+    <w:bookmarkStart w:id="73" w:name="proceso-de-instalación"/>
     <w:p>
       <w:pPr>
         <w:pStyle w:val="Heading2"/>
@@ -7048,7 +7048,7 @@
         <w:t xml:space="preserve">5.1 Proceso de Instalación</w:t>
       </w:r>
     </w:p>
-    <w:bookmarkStart w:id="69" w:name="tree-folding-plegado-de-árbol"/>
+    <w:bookmarkStart w:id="71" w:name="tree-folding-plegado-de-árbol"/>
     <w:p>
       <w:pPr>
         <w:pStyle w:val="Heading3"/>
@@ -7655,8 +7655,8 @@
         <w:t xml:space="preserve"> ../dotfiles/nvim/.config/nvim/</w:t>
       </w:r>
     </w:p>
-    <w:bookmarkEnd w:id="69"/>
-    <w:bookmarkStart w:id="70" w:name="tree-unfolding-desplegado-de-árbol"/>
+    <w:bookmarkEnd w:id="71"/>
+    <w:bookmarkStart w:id="72" w:name="tree-unfolding-desplegado-de-árbol"/>
     <w:p>
       <w:pPr>
         <w:pStyle w:val="Heading3"/>
@@ -7909,9 +7909,9 @@
         <w:t xml:space="preserve">#    ~/.config/kitty -&gt; ../dotfiles/kitty/.config/kitty/</w:t>
       </w:r>
     </w:p>
-    <w:bookmarkEnd w:id="70"/>
-    <w:bookmarkEnd w:id="71"/>
-    <w:bookmarkStart w:id="72" w:name="instalación-básica"/>
+    <w:bookmarkEnd w:id="72"/>
+    <w:bookmarkEnd w:id="73"/>
+    <w:bookmarkStart w:id="74" w:name="instalación-básica"/>
     <w:p>
       <w:pPr>
         <w:pStyle w:val="Heading2"/>
@@ -8066,8 +8066,8 @@
         <w:t xml:space="preserve">/</w:t>
       </w:r>
     </w:p>
-    <w:bookmarkEnd w:id="72"/>
-    <w:bookmarkStart w:id="73" w:name="instalación-con-verificación"/>
+    <w:bookmarkEnd w:id="74"/>
+    <w:bookmarkStart w:id="75" w:name="instalación-con-verificación"/>
     <w:p>
       <w:pPr>
         <w:pStyle w:val="Heading2"/>
@@ -8180,8 +8180,8 @@
         <w:t xml:space="preserve"> ~/.config/nvim</w:t>
       </w:r>
     </w:p>
-    <w:bookmarkEnd w:id="73"/>
-    <w:bookmarkStart w:id="74" w:name="instalación-selectiva"/>
+    <w:bookmarkEnd w:id="75"/>
+    <w:bookmarkStart w:id="76" w:name="instalación-selectiva"/>
     <w:p>
       <w:pPr>
         <w:pStyle w:val="Heading2"/>
@@ -8270,9 +8270,9 @@
         <w:t xml:space="preserve"> nvim vim emacs</w:t>
       </w:r>
     </w:p>
-    <w:bookmarkEnd w:id="74"/>
-    <w:bookmarkEnd w:id="75"/>
-    <w:bookmarkStart w:id="83" w:name="desinstalación-de-paquetes"/>
+    <w:bookmarkEnd w:id="76"/>
+    <w:bookmarkEnd w:id="77"/>
+    <w:bookmarkStart w:id="85" w:name="desinstalación-de-paquetes"/>
     <w:p>
       <w:pPr>
         <w:pStyle w:val="Heading1"/>
@@ -8281,7 +8281,7 @@
         <w:t xml:space="preserve">6. Desinstalación de Paquetes</w:t>
       </w:r>
     </w:p>
-    <w:bookmarkStart w:id="79" w:name="proceso-de-desinstalación"/>
+    <w:bookmarkStart w:id="81" w:name="proceso-de-desinstalación"/>
     <w:p>
       <w:pPr>
         <w:pStyle w:val="Heading2"/>
@@ -8290,7 +8290,7 @@
         <w:t xml:space="preserve">6.1 Proceso de Desinstalación</w:t>
       </w:r>
     </w:p>
-    <w:bookmarkStart w:id="76" w:name="eliminación-de-symlinks"/>
+    <w:bookmarkStart w:id="78" w:name="eliminación-de-symlinks"/>
     <w:p>
       <w:pPr>
         <w:pStyle w:val="Heading3"/>
@@ -8418,8 +8418,8 @@
         <w:t xml:space="preserve"># ~/.zshrc eliminado (porque era symlink a stow package)</w:t>
       </w:r>
     </w:p>
-    <w:bookmarkEnd w:id="76"/>
-    <w:bookmarkStart w:id="77" w:name="eliminación-de-directorios-vacíos"/>
+    <w:bookmarkEnd w:id="78"/>
+    <w:bookmarkStart w:id="79" w:name="eliminación-de-directorios-vacíos"/>
     <w:p>
       <w:pPr>
         <w:pStyle w:val="Heading3"/>
@@ -8547,8 +8547,8 @@
         <w:t xml:space="preserve"># ~/.config/ eliminado (si quedó vacío)</w:t>
       </w:r>
     </w:p>
-    <w:bookmarkEnd w:id="77"/>
-    <w:bookmarkStart w:id="78" w:name="tree-refolding-re-plegado"/>
+    <w:bookmarkEnd w:id="79"/>
+    <w:bookmarkStart w:id="80" w:name="tree-refolding-re-plegado"/>
     <w:p>
       <w:pPr>
         <w:pStyle w:val="Heading3"/>
@@ -8768,9 +8768,9 @@
         <w:t xml:space="preserve"> dotfiles/nvim/.config/</w:t>
       </w:r>
     </w:p>
-    <w:bookmarkEnd w:id="78"/>
-    <w:bookmarkEnd w:id="79"/>
-    <w:bookmarkStart w:id="80" w:name="desinstalación-básica"/>
+    <w:bookmarkEnd w:id="80"/>
+    <w:bookmarkEnd w:id="81"/>
+    <w:bookmarkStart w:id="82" w:name="desinstalación-básica"/>
     <w:p>
       <w:pPr>
         <w:pStyle w:val="Heading2"/>
@@ -8934,8 +8934,8 @@
         <w:t xml:space="preserve">/</w:t>
       </w:r>
     </w:p>
-    <w:bookmarkEnd w:id="80"/>
-    <w:bookmarkStart w:id="81" w:name="desinstalación-con-verificación"/>
+    <w:bookmarkEnd w:id="82"/>
+    <w:bookmarkStart w:id="83" w:name="desinstalación-con-verificación"/>
     <w:p>
       <w:pPr>
         <w:pStyle w:val="Heading2"/>
@@ -9060,8 +9060,8 @@
         <w:t xml:space="preserve"> ~/.config/nvim</w:t>
       </w:r>
     </w:p>
-    <w:bookmarkEnd w:id="81"/>
-    <w:bookmarkStart w:id="82" w:name="desinstalación-parcial"/>
+    <w:bookmarkEnd w:id="83"/>
+    <w:bookmarkStart w:id="84" w:name="desinstalación-parcial"/>
     <w:p>
       <w:pPr>
         <w:pStyle w:val="Heading2"/>
@@ -9120,9 +9120,9 @@
         <w:t xml:space="preserve"># Mantener el resto</w:t>
       </w:r>
     </w:p>
-    <w:bookmarkEnd w:id="82"/>
-    <w:bookmarkEnd w:id="83"/>
-    <w:bookmarkStart w:id="87" w:name="reinstalación-de-paquetes"/>
+    <w:bookmarkEnd w:id="84"/>
+    <w:bookmarkEnd w:id="85"/>
+    <w:bookmarkStart w:id="89" w:name="reinstalación-de-paquetes"/>
     <w:p>
       <w:pPr>
         <w:pStyle w:val="Heading1"/>
@@ -9131,7 +9131,7 @@
         <w:t xml:space="preserve">7. Reinstalación de Paquetes</w:t>
       </w:r>
     </w:p>
-    <w:bookmarkStart w:id="84" w:name="comando-restow"/>
+    <w:bookmarkStart w:id="86" w:name="comando-restow"/>
     <w:p>
       <w:pPr>
         <w:pStyle w:val="Heading2"/>
@@ -9205,8 +9205,8 @@
         <w:t xml:space="preserve"> nvim</w:t>
       </w:r>
     </w:p>
-    <w:bookmarkEnd w:id="84"/>
-    <w:bookmarkStart w:id="85" w:name="cuándo-usar-restow"/>
+    <w:bookmarkEnd w:id="86"/>
+    <w:bookmarkStart w:id="87" w:name="cuándo-usar-restow"/>
     <w:p>
       <w:pPr>
         <w:pStyle w:val="Heading2"/>
@@ -9425,8 +9425,8 @@
         <w:t xml:space="preserve"> nvim</w:t>
       </w:r>
     </w:p>
-    <w:bookmarkEnd w:id="85"/>
-    <w:bookmarkStart w:id="86" w:name="restow-vs-delete-stow"/>
+    <w:bookmarkEnd w:id="87"/>
+    <w:bookmarkStart w:id="88" w:name="restow-vs-delete-stow"/>
     <w:p>
       <w:pPr>
         <w:pStyle w:val="Heading2"/>
@@ -9539,9 +9539,9 @@
         <w:t xml:space="preserve"># Ventaja de -R: más rápido, optimizado</w:t>
       </w:r>
     </w:p>
-    <w:bookmarkEnd w:id="86"/>
-    <w:bookmarkEnd w:id="87"/>
-    <w:bookmarkStart w:id="101" w:name="gestión-de-dotfiles"/>
+    <w:bookmarkEnd w:id="88"/>
+    <w:bookmarkEnd w:id="89"/>
+    <w:bookmarkStart w:id="103" w:name="gestión-de-dotfiles"/>
     <w:p>
       <w:pPr>
         <w:pStyle w:val="Heading1"/>
@@ -9550,7 +9550,7 @@
         <w:t xml:space="preserve">8. Gestión de Dotfiles</w:t>
       </w:r>
     </w:p>
-    <w:bookmarkStart w:id="91" w:name="setup-inicial"/>
+    <w:bookmarkStart w:id="93" w:name="setup-inicial"/>
     <w:p>
       <w:pPr>
         <w:pStyle w:val="Heading2"/>
@@ -9559,7 +9559,7 @@
         <w:t xml:space="preserve">8.1 Setup Inicial</w:t>
       </w:r>
     </w:p>
-    <w:bookmarkStart w:id="88" w:name="crear-estructura"/>
+    <w:bookmarkStart w:id="90" w:name="crear-estructura"/>
     <w:p>
       <w:pPr>
         <w:pStyle w:val="Heading3"/>
@@ -9648,8 +9648,8 @@
         <w:t xml:space="preserve"> init</w:t>
       </w:r>
     </w:p>
-    <w:bookmarkEnd w:id="88"/>
-    <w:bookmarkStart w:id="89" w:name="mover-configuraciones-existentes"/>
+    <w:bookmarkEnd w:id="90"/>
+    <w:bookmarkStart w:id="91" w:name="mover-configuraciones-existentes"/>
     <w:p>
       <w:pPr>
         <w:pStyle w:val="Heading3"/>
@@ -10268,8 +10268,8 @@
         <w:t xml:space="preserve"> zsh nvim git</w:t>
       </w:r>
     </w:p>
-    <w:bookmarkEnd w:id="89"/>
-    <w:bookmarkStart w:id="90" w:name="usar---adopt-con-precaución"/>
+    <w:bookmarkEnd w:id="91"/>
+    <w:bookmarkStart w:id="92" w:name="usar---adopt-con-precaución"/>
     <w:p>
       <w:pPr>
         <w:pStyle w:val="Heading3"/>
@@ -10421,9 +10421,9 @@
         <w:t xml:space="preserve"># Y luego crea el symlink</w:t>
       </w:r>
     </w:p>
-    <w:bookmarkEnd w:id="90"/>
-    <w:bookmarkEnd w:id="91"/>
-    <w:bookmarkStart w:id="95" w:name="workflow-diario"/>
+    <w:bookmarkEnd w:id="92"/>
+    <w:bookmarkEnd w:id="93"/>
+    <w:bookmarkStart w:id="97" w:name="workflow-diario"/>
     <w:p>
       <w:pPr>
         <w:pStyle w:val="Heading2"/>
@@ -10432,7 +10432,7 @@
         <w:t xml:space="preserve">8.2 Workflow Diario</w:t>
       </w:r>
     </w:p>
-    <w:bookmarkStart w:id="92" w:name="editar-configuraciones"/>
+    <w:bookmarkStart w:id="94" w:name="editar-configuraciones"/>
     <w:p>
       <w:pPr>
         <w:pStyle w:val="Heading3"/>
@@ -10518,8 +10518,8 @@
         <w:t xml:space="preserve"># Mismo archivo</w:t>
       </w:r>
     </w:p>
-    <w:bookmarkEnd w:id="92"/>
-    <w:bookmarkStart w:id="93" w:name="agregar-nueva-aplicación"/>
+    <w:bookmarkEnd w:id="94"/>
+    <w:bookmarkStart w:id="95" w:name="agregar-nueva-aplicación"/>
     <w:p>
       <w:pPr>
         <w:pStyle w:val="Heading3"/>
@@ -10758,8 +10758,8 @@
         <w:t xml:space="preserve">"Add new-app configuration"</w:t>
       </w:r>
     </w:p>
-    <w:bookmarkEnd w:id="93"/>
-    <w:bookmarkStart w:id="94" w:name="sincronizar-con-git"/>
+    <w:bookmarkEnd w:id="95"/>
+    <w:bookmarkStart w:id="96" w:name="sincronizar-con-git"/>
     <w:p>
       <w:pPr>
         <w:pStyle w:val="Heading3"/>
@@ -10908,9 +10908,9 @@
         <w:t xml:space="preserve"># o stow -R nvim si ya estaba instalado</w:t>
       </w:r>
     </w:p>
-    <w:bookmarkEnd w:id="94"/>
-    <w:bookmarkEnd w:id="95"/>
-    <w:bookmarkStart w:id="99" w:name="manejo-de-archivos-sensibles"/>
+    <w:bookmarkEnd w:id="96"/>
+    <w:bookmarkEnd w:id="97"/>
+    <w:bookmarkStart w:id="101" w:name="manejo-de-archivos-sensibles"/>
     <w:p>
       <w:pPr>
         <w:pStyle w:val="Heading2"/>
@@ -10919,7 +10919,7 @@
         <w:t xml:space="preserve">8.3 Manejo de Archivos Sensibles</w:t>
       </w:r>
     </w:p>
-    <w:bookmarkStart w:id="96" w:name="estrategia-1-.gitignore"/>
+    <w:bookmarkStart w:id="98" w:name="estrategia-1-.gitignore"/>
     <w:p>
       <w:pPr>
         <w:pStyle w:val="Heading3"/>
@@ -11029,8 +11029,8 @@
         <w:t xml:space="preserve">.config/gh/hosts.yml</w:t>
       </w:r>
     </w:p>
-    <w:bookmarkEnd w:id="96"/>
-    <w:bookmarkStart w:id="97" w:name="estrategia-2-archivos-template"/>
+    <w:bookmarkEnd w:id="98"/>
+    <w:bookmarkStart w:id="99" w:name="estrategia-2-archivos-template"/>
     <w:p>
       <w:pPr>
         <w:pStyle w:val="Heading3"/>
@@ -11299,8 +11299,8 @@
         <w:t xml:space="preserve">fi</w:t>
       </w:r>
     </w:p>
-    <w:bookmarkEnd w:id="97"/>
-    <w:bookmarkStart w:id="98" w:name="estrategia-3-encriptación"/>
+    <w:bookmarkEnd w:id="99"/>
+    <w:bookmarkStart w:id="100" w:name="estrategia-3-encriptación"/>
     <w:p>
       <w:pPr>
         <w:pStyle w:val="Heading3"/>
@@ -11401,9 +11401,9 @@
         <w:t xml:space="preserve"> filter=git-crypt diff=git-crypt</w:t>
       </w:r>
     </w:p>
-    <w:bookmarkEnd w:id="98"/>
-    <w:bookmarkEnd w:id="99"/>
-    <w:bookmarkStart w:id="100" w:name="estructura-para-múltiples-hosts"/>
+    <w:bookmarkEnd w:id="100"/>
+    <w:bookmarkEnd w:id="101"/>
+    <w:bookmarkStart w:id="102" w:name="estructura-para-múltiples-hosts"/>
     <w:p>
       <w:pPr>
         <w:pStyle w:val="Heading2"/>
@@ -12067,9 +12067,9 @@
         <w:t xml:space="preserve">esac</w:t>
       </w:r>
     </w:p>
-    <w:bookmarkEnd w:id="100"/>
-    <w:bookmarkEnd w:id="101"/>
-    <w:bookmarkStart w:id="111" w:name="ignore-lists"/>
+    <w:bookmarkEnd w:id="102"/>
+    <w:bookmarkEnd w:id="103"/>
+    <w:bookmarkStart w:id="113" w:name="ignore-lists"/>
     <w:p>
       <w:pPr>
         <w:pStyle w:val="Heading1"/>
@@ -12078,7 +12078,7 @@
         <w:t xml:space="preserve">9. Ignore Lists</w:t>
       </w:r>
     </w:p>
-    <w:bookmarkStart w:id="105" w:name="tipos-de-ignore-lists"/>
+    <w:bookmarkStart w:id="107" w:name="tipos-de-ignore-lists"/>
     <w:p>
       <w:pPr>
         <w:pStyle w:val="Heading2"/>
@@ -12087,7 +12087,7 @@
         <w:t xml:space="preserve">9.1 Tipos de Ignore Lists</w:t>
       </w:r>
     </w:p>
-    <w:bookmarkStart w:id="102" w:name="built-in-predeterminado"/>
+    <w:bookmarkStart w:id="104" w:name="built-in-predeterminado"/>
     <w:p>
       <w:pPr>
         <w:pStyle w:val="Heading3"/>
@@ -12250,8 +12250,8 @@
         <w:t xml:space="preserve">^/COPYING</w:t>
       </w:r>
     </w:p>
-    <w:bookmarkEnd w:id="102"/>
-    <w:bookmarkStart w:id="103" w:name="global-ignore-list"/>
+    <w:bookmarkEnd w:id="104"/>
+    <w:bookmarkStart w:id="105" w:name="global-ignore-list"/>
     <w:p>
       <w:pPr>
         <w:pStyle w:val="Heading3"/>
@@ -12546,8 +12546,8 @@
         <w:t xml:space="preserve">*.pyc</w:t>
       </w:r>
     </w:p>
-    <w:bookmarkEnd w:id="103"/>
-    <w:bookmarkStart w:id="104" w:name="package-local-ignore-list"/>
+    <w:bookmarkEnd w:id="105"/>
+    <w:bookmarkStart w:id="106" w:name="package-local-ignore-list"/>
     <w:p>
       <w:pPr>
         <w:pStyle w:val="Heading3"/>
@@ -12668,9 +12668,9 @@
         <w:t xml:space="preserve">^/\.config/nvim/lazy-lock\.json</w:t>
       </w:r>
     </w:p>
-    <w:bookmarkEnd w:id="104"/>
-    <w:bookmarkEnd w:id="105"/>
-    <w:bookmarkStart w:id="108" w:name="sintaxis-de-ignore-lists"/>
+    <w:bookmarkEnd w:id="106"/>
+    <w:bookmarkEnd w:id="107"/>
+    <w:bookmarkStart w:id="110" w:name="sintaxis-de-ignore-lists"/>
     <w:p>
       <w:pPr>
         <w:pStyle w:val="Heading2"/>
@@ -12679,7 +12679,7 @@
         <w:t xml:space="preserve">9.2 Sintaxis de Ignore Lists</w:t>
       </w:r>
     </w:p>
-    <w:bookmarkStart w:id="106" w:name="reglas-de-matching"/>
+    <w:bookmarkStart w:id="108" w:name="reglas-de-matching"/>
     <w:p>
       <w:pPr>
         <w:pStyle w:val="Heading3"/>
@@ -12888,8 +12888,8 @@
         <w:t xml:space="preserve"># Archivos .log en cualquier ubicación</w:t>
       </w:r>
     </w:p>
-    <w:bookmarkEnd w:id="106"/>
-    <w:bookmarkStart w:id="107" w:name="ejemplos-prácticos"/>
+    <w:bookmarkEnd w:id="108"/>
+    <w:bookmarkStart w:id="109" w:name="ejemplos-prácticos"/>
     <w:p>
       <w:pPr>
         <w:pStyle w:val="Heading3"/>
@@ -13144,9 +13144,9 @@
         <w:t xml:space="preserve">\.zsh_history</w:t>
       </w:r>
     </w:p>
-    <w:bookmarkEnd w:id="107"/>
-    <w:bookmarkEnd w:id="108"/>
-    <w:bookmarkStart w:id="109" w:name="precedencia-de-ignore-lists"/>
+    <w:bookmarkEnd w:id="109"/>
+    <w:bookmarkEnd w:id="110"/>
+    <w:bookmarkStart w:id="111" w:name="precedencia-de-ignore-lists"/>
     <w:p>
       <w:pPr>
         <w:pStyle w:val="Heading2"/>
@@ -13202,8 +13202,8 @@
         <w:t xml:space="preserve">3. Built-in ignore list</w:t>
       </w:r>
     </w:p>
-    <w:bookmarkEnd w:id="109"/>
-    <w:bookmarkStart w:id="110" w:name="opción---ignore-en-cli"/>
+    <w:bookmarkEnd w:id="111"/>
+    <w:bookmarkStart w:id="112" w:name="opción---ignore-en-cli"/>
     <w:p>
       <w:pPr>
         <w:pStyle w:val="Heading2"/>
@@ -13364,9 +13364,9 @@
         <w:t xml:space="preserve"># Combina con ignore lists existentes</w:t>
       </w:r>
     </w:p>
-    <w:bookmarkEnd w:id="110"/>
-    <w:bookmarkEnd w:id="111"/>
-    <w:bookmarkStart w:id="122" w:name="opciones-avanzadas-1"/>
+    <w:bookmarkEnd w:id="112"/>
+    <w:bookmarkEnd w:id="113"/>
+    <w:bookmarkStart w:id="124" w:name="opciones-avanzadas-1"/>
     <w:p>
       <w:pPr>
         <w:pStyle w:val="Heading1"/>
@@ -13375,7 +13375,7 @@
         <w:t xml:space="preserve">10. Opciones Avanzadas</w:t>
       </w:r>
     </w:p>
-    <w:bookmarkStart w:id="113" w:name="tree-folding-control"/>
+    <w:bookmarkStart w:id="115" w:name="tree-folding-control"/>
     <w:p>
       <w:pPr>
         <w:pStyle w:val="Heading2"/>
@@ -13384,7 +13384,7 @@
         <w:t xml:space="preserve">10.1 Tree Folding Control</w:t>
       </w:r>
     </w:p>
-    <w:bookmarkStart w:id="112" w:name="no-folding"/>
+    <w:bookmarkStart w:id="114" w:name="no-folding"/>
     <w:p>
       <w:pPr>
         <w:pStyle w:val="Heading3"/>
@@ -13590,9 +13590,9 @@
         <w:t xml:space="preserve"> nvim</w:t>
       </w:r>
     </w:p>
-    <w:bookmarkEnd w:id="112"/>
-    <w:bookmarkEnd w:id="113"/>
-    <w:bookmarkStart w:id="115" w:name="adopt-mode"/>
+    <w:bookmarkEnd w:id="114"/>
+    <w:bookmarkEnd w:id="115"/>
+    <w:bookmarkStart w:id="117" w:name="adopt-mode"/>
     <w:p>
       <w:pPr>
         <w:pStyle w:val="Heading2"/>
@@ -13601,7 +13601,7 @@
         <w:t xml:space="preserve">10.2 Adopt Mode</w:t>
       </w:r>
     </w:p>
-    <w:bookmarkStart w:id="114" w:name="adopt"/>
+    <w:bookmarkStart w:id="116" w:name="adopt"/>
     <w:p>
       <w:pPr>
         <w:pStyle w:val="Heading3"/>
@@ -13977,9 +13977,9 @@
         <w:t xml:space="preserve"># Descartar cambios adoptados</w:t>
       </w:r>
     </w:p>
-    <w:bookmarkEnd w:id="114"/>
-    <w:bookmarkEnd w:id="115"/>
-    <w:bookmarkStart w:id="118" w:name="defer-y-override"/>
+    <w:bookmarkEnd w:id="116"/>
+    <w:bookmarkEnd w:id="117"/>
+    <w:bookmarkStart w:id="120" w:name="defer-y-override"/>
     <w:p>
       <w:pPr>
         <w:pStyle w:val="Heading2"/>
@@ -13988,7 +13988,7 @@
         <w:t xml:space="preserve">10.3 Defer y Override</w:t>
       </w:r>
     </w:p>
-    <w:bookmarkStart w:id="116" w:name="defer"/>
+    <w:bookmarkStart w:id="118" w:name="defer"/>
     <w:p>
       <w:pPr>
         <w:pStyle w:val="Heading3"/>
@@ -14286,8 +14286,8 @@
         <w:t xml:space="preserve"># B no sobrescribirá config.txt de A</w:t>
       </w:r>
     </w:p>
-    <w:bookmarkEnd w:id="116"/>
-    <w:bookmarkStart w:id="117" w:name="override"/>
+    <w:bookmarkEnd w:id="118"/>
+    <w:bookmarkStart w:id="119" w:name="override"/>
     <w:p>
       <w:pPr>
         <w:pStyle w:val="Heading3"/>
@@ -14396,9 +14396,9 @@
         <w:t xml:space="preserve"># B sobrescribirá todos los archivos en .config/shared/</w:t>
       </w:r>
     </w:p>
-    <w:bookmarkEnd w:id="117"/>
-    <w:bookmarkEnd w:id="118"/>
-    <w:bookmarkStart w:id="120" w:name="dotfiles-mode"/>
+    <w:bookmarkEnd w:id="119"/>
+    <w:bookmarkEnd w:id="120"/>
+    <w:bookmarkStart w:id="122" w:name="dotfiles-mode"/>
     <w:p>
       <w:pPr>
         <w:pStyle w:val="Heading2"/>
@@ -14407,7 +14407,7 @@
         <w:t xml:space="preserve">10.4 Dotfiles Mode</w:t>
       </w:r>
     </w:p>
-    <w:bookmarkStart w:id="119" w:name="dotfiles"/>
+    <w:bookmarkStart w:id="121" w:name="dotfiles"/>
     <w:p>
       <w:pPr>
         <w:pStyle w:val="Heading3"/>
@@ -14900,9 +14900,9 @@
         <w:t xml:space="preserve">.</w:t>
       </w:r>
     </w:p>
-    <w:bookmarkEnd w:id="119"/>
-    <w:bookmarkEnd w:id="120"/>
-    <w:bookmarkStart w:id="121" w:name="multiple-stow-directories"/>
+    <w:bookmarkEnd w:id="121"/>
+    <w:bookmarkEnd w:id="122"/>
+    <w:bookmarkStart w:id="123" w:name="multiple-stow-directories"/>
     <w:p>
       <w:pPr>
         <w:pStyle w:val="Heading2"/>
@@ -15179,9 +15179,9 @@
         <w:t xml:space="preserve">Indica que un directorio es stow directory, protegiéndolo de operaciones de unstow.</w:t>
       </w:r>
     </w:p>
-    <w:bookmarkEnd w:id="121"/>
-    <w:bookmarkEnd w:id="122"/>
-    <w:bookmarkStart w:id="130" w:name="integración-con-git"/>
+    <w:bookmarkEnd w:id="123"/>
+    <w:bookmarkEnd w:id="124"/>
+    <w:bookmarkStart w:id="132" w:name="integración-con-git"/>
     <w:p>
       <w:pPr>
         <w:pStyle w:val="Heading1"/>
@@ -15190,7 +15190,7 @@
         <w:t xml:space="preserve">11. Integración con Git</w:t>
       </w:r>
     </w:p>
-    <w:bookmarkStart w:id="123" w:name="estructura-de-repositorio"/>
+    <w:bookmarkStart w:id="125" w:name="estructura-de-repositorio"/>
     <w:p>
       <w:pPr>
         <w:pStyle w:val="Heading2"/>
@@ -15489,8 +15489,8 @@
         <w:t xml:space="preserve">)</w:t>
       </w:r>
     </w:p>
-    <w:bookmarkEnd w:id="123"/>
-    <w:bookmarkStart w:id="124" w:name="gitignore-completo"/>
+    <w:bookmarkEnd w:id="125"/>
+    <w:bookmarkStart w:id="126" w:name="gitignore-completo"/>
     <w:p>
       <w:pPr>
         <w:pStyle w:val="Heading2"/>
@@ -16116,8 +16116,8 @@
         <w:t xml:space="preserve">kde/.cache/</w:t>
       </w:r>
     </w:p>
-    <w:bookmarkEnd w:id="124"/>
-    <w:bookmarkStart w:id="125" w:name="commits-best-practices"/>
+    <w:bookmarkEnd w:id="126"/>
+    <w:bookmarkStart w:id="127" w:name="commits-best-practices"/>
     <w:p>
       <w:pPr>
         <w:pStyle w:val="Heading2"/>
@@ -16362,8 +16362,8 @@
         <w:t xml:space="preserve">"refactor(shell): Reorganize shell configs"</w:t>
       </w:r>
     </w:p>
-    <w:bookmarkEnd w:id="125"/>
-    <w:bookmarkStart w:id="126" w:name="branches-strategy"/>
+    <w:bookmarkEnd w:id="127"/>
+    <w:bookmarkStart w:id="128" w:name="branches-strategy"/>
     <w:p>
       <w:pPr>
         <w:pStyle w:val="Heading2"/>
@@ -16503,8 +16503,8 @@
         <w:t xml:space="preserve">host/server-prod</w:t>
       </w:r>
     </w:p>
-    <w:bookmarkEnd w:id="126"/>
-    <w:bookmarkStart w:id="127" w:name="tags-para-versiones"/>
+    <w:bookmarkEnd w:id="128"/>
+    <w:bookmarkStart w:id="129" w:name="tags-para-versiones"/>
     <w:p>
       <w:pPr>
         <w:pStyle w:val="Heading2"/>
@@ -16644,8 +16644,8 @@
         <w:t xml:space="preserve"> checkout v1.0.0</w:t>
       </w:r>
     </w:p>
-    <w:bookmarkEnd w:id="127"/>
-    <w:bookmarkStart w:id="128" w:name="submodules-para-plugins"/>
+    <w:bookmarkEnd w:id="129"/>
+    <w:bookmarkStart w:id="130" w:name="submodules-para-plugins"/>
     <w:p>
       <w:pPr>
         <w:pStyle w:val="Heading2"/>
@@ -16773,8 +16773,8 @@
         <w:t xml:space="preserve">--recurse-submodules</w:t>
       </w:r>
     </w:p>
-    <w:bookmarkEnd w:id="128"/>
-    <w:bookmarkStart w:id="129" w:name="github-actions-para-validación"/>
+    <w:bookmarkEnd w:id="130"/>
+    <w:bookmarkStart w:id="131" w:name="github-actions-para-validación"/>
     <w:p>
       <w:pPr>
         <w:pStyle w:val="Heading2"/>
@@ -17283,9 +17283,9 @@
         <w:t xml:space="preserve">        fi</w:t>
       </w:r>
     </w:p>
-    <w:bookmarkEnd w:id="129"/>
-    <w:bookmarkEnd w:id="130"/>
-    <w:bookmarkStart w:id="139" w:name="troubleshooting"/>
+    <w:bookmarkEnd w:id="131"/>
+    <w:bookmarkEnd w:id="132"/>
+    <w:bookmarkStart w:id="141" w:name="troubleshooting"/>
     <w:p>
       <w:pPr>
         <w:pStyle w:val="Heading1"/>
@@ -17294,7 +17294,7 @@
         <w:t xml:space="preserve">12. Troubleshooting</w:t>
       </w:r>
     </w:p>
-    <w:bookmarkStart w:id="131" w:name="problema-1-conflictos-al-stow"/>
+    <w:bookmarkStart w:id="133" w:name="problema-1-conflictos-al-stow"/>
     <w:p>
       <w:pPr>
         <w:pStyle w:val="Heading2"/>
@@ -17578,8 +17578,8 @@
         <w:t xml:space="preserve"># Resolver caso por caso</w:t>
       </w:r>
     </w:p>
-    <w:bookmarkEnd w:id="131"/>
-    <w:bookmarkStart w:id="132" w:name="problema-2-symlinks-rotos"/>
+    <w:bookmarkEnd w:id="133"/>
+    <w:bookmarkStart w:id="134" w:name="problema-2-symlinks-rotos"/>
     <w:p>
       <w:pPr>
         <w:pStyle w:val="Heading2"/>
@@ -17911,8 +17911,8 @@
         <w:t xml:space="preserve">-delete</w:t>
       </w:r>
     </w:p>
-    <w:bookmarkEnd w:id="132"/>
-    <w:bookmarkStart w:id="133" w:name="problema-3-directorio-no-vacío"/>
+    <w:bookmarkEnd w:id="134"/>
+    <w:bookmarkStart w:id="135" w:name="problema-3-directorio-no-vacío"/>
     <w:p>
       <w:pPr>
         <w:pStyle w:val="Heading2"/>
@@ -18087,8 +18087,8 @@
         <w:t xml:space="preserve"> ~ nvim</w:t>
       </w:r>
     </w:p>
-    <w:bookmarkEnd w:id="133"/>
-    <w:bookmarkStart w:id="134" w:name="problema-4-tree-folding-inesperado"/>
+    <w:bookmarkEnd w:id="135"/>
+    <w:bookmarkStart w:id="136" w:name="problema-4-tree-folding-inesperado"/>
     <w:p>
       <w:pPr>
         <w:pStyle w:val="Heading2"/>
@@ -18488,8 +18488,8 @@
         <w:t xml:space="preserve"># Stow sin folding</w:t>
       </w:r>
     </w:p>
-    <w:bookmarkEnd w:id="134"/>
-    <w:bookmarkStart w:id="135" w:name="problema-5-permiso-denegado"/>
+    <w:bookmarkEnd w:id="136"/>
+    <w:bookmarkStart w:id="137" w:name="problema-5-permiso-denegado"/>
     <w:p>
       <w:pPr>
         <w:pStyle w:val="Heading2"/>
@@ -18786,8 +18786,8 @@
         <w:t xml:space="preserve"> ~</w:t>
       </w:r>
     </w:p>
-    <w:bookmarkEnd w:id="135"/>
-    <w:bookmarkStart w:id="136" w:name="problema-6-stow-no-encuentra-paquete"/>
+    <w:bookmarkEnd w:id="137"/>
+    <w:bookmarkStart w:id="138" w:name="problema-6-stow-no-encuentra-paquete"/>
     <w:p>
       <w:pPr>
         <w:pStyle w:val="Heading2"/>
@@ -18974,8 +18974,8 @@
         <w:t xml:space="preserve"> nvim</w:t>
       </w:r>
     </w:p>
-    <w:bookmarkEnd w:id="136"/>
-    <w:bookmarkStart w:id="137" w:name="problema-7-.stowrc-no-se-aplica"/>
+    <w:bookmarkEnd w:id="138"/>
+    <w:bookmarkStart w:id="139" w:name="problema-7-.stowrc-no-se-aplica"/>
     <w:p>
       <w:pPr>
         <w:pStyle w:val="Heading2"/>
@@ -19230,8 +19230,8 @@
         <w:t xml:space="preserve">$HOME</w:t>
       </w:r>
     </w:p>
-    <w:bookmarkEnd w:id="137"/>
-    <w:bookmarkStart w:id="138" w:name="problema-8-stow-muy-lento"/>
+    <w:bookmarkEnd w:id="139"/>
+    <w:bookmarkStart w:id="140" w:name="problema-8-stow-muy-lento"/>
     <w:p>
       <w:pPr>
         <w:pStyle w:val="Heading2"/>
@@ -19450,9 +19450,9 @@
         <w:t xml:space="preserve"># Dividir paquetes grandes en paquetes más pequeños</w:t>
       </w:r>
     </w:p>
-    <w:bookmarkEnd w:id="138"/>
-    <w:bookmarkEnd w:id="139"/>
-    <w:bookmarkStart w:id="144" w:name="scripts-de-automatización"/>
+    <w:bookmarkEnd w:id="140"/>
+    <w:bookmarkEnd w:id="141"/>
+    <w:bookmarkStart w:id="146" w:name="scripts-de-automatización"/>
     <w:p>
       <w:pPr>
         <w:pStyle w:val="Heading1"/>
@@ -19461,7 +19461,7 @@
         <w:t xml:space="preserve">13. Scripts de Automatización</w:t>
       </w:r>
     </w:p>
-    <w:bookmarkStart w:id="140" w:name="script-1-install.sh-completo"/>
+    <w:bookmarkStart w:id="142" w:name="script-1-install.sh-completo"/>
     <w:p>
       <w:pPr>
         <w:pStyle w:val="Heading2"/>
@@ -27154,8 +27154,8 @@
         <w:t xml:space="preserve">"</w:t>
       </w:r>
     </w:p>
-    <w:bookmarkEnd w:id="140"/>
-    <w:bookmarkStart w:id="141" w:name="script-2-update.sh"/>
+    <w:bookmarkEnd w:id="142"/>
+    <w:bookmarkStart w:id="143" w:name="script-2-update.sh"/>
     <w:p>
       <w:pPr>
         <w:pStyle w:val="Heading2"/>
@@ -27808,8 +27808,8 @@
         <w:t xml:space="preserve">"✓ Actualización completa!"</w:t>
       </w:r>
     </w:p>
-    <w:bookmarkEnd w:id="141"/>
-    <w:bookmarkStart w:id="142" w:name="script-3-check.sh"/>
+    <w:bookmarkEnd w:id="143"/>
+    <w:bookmarkStart w:id="144" w:name="script-3-check.sh"/>
     <w:p>
       <w:pPr>
         <w:pStyle w:val="Heading2"/>
@@ -29659,8 +29659,8 @@
         <w:t xml:space="preserve">fi</w:t>
       </w:r>
     </w:p>
-    <w:bookmarkEnd w:id="142"/>
-    <w:bookmarkStart w:id="143" w:name="script-4-clean.sh"/>
+    <w:bookmarkEnd w:id="144"/>
+    <w:bookmarkStart w:id="145" w:name="script-4-clean.sh"/>
     <w:p>
       <w:pPr>
         <w:pStyle w:val="Heading2"/>
@@ -30061,9 +30061,9 @@
         <w:t xml:space="preserve">"✓ Limpieza completa!"</w:t>
       </w:r>
     </w:p>
-    <w:bookmarkEnd w:id="143"/>
-    <w:bookmarkEnd w:id="144"/>
-    <w:bookmarkStart w:id="242" w:name="casos-de-uso-prácticos"/>
+    <w:bookmarkEnd w:id="145"/>
+    <w:bookmarkEnd w:id="146"/>
+    <w:bookmarkStart w:id="244" w:name="casos-de-uso-prácticos"/>
     <w:p>
       <w:pPr>
         <w:pStyle w:val="Heading1"/>
@@ -30072,7 +30072,7 @@
         <w:t xml:space="preserve">14. Casos de Uso Prácticos</w:t>
       </w:r>
     </w:p>
-    <w:bookmarkStart w:id="156" w:name="Xad1d56eaa93d8f38e48ba4e3f965ec4648fa37a"/>
+    <w:bookmarkStart w:id="158" w:name="Xad1d56eaa93d8f38e48ba4e3f965ec4648fa37a"/>
     <w:p>
       <w:pPr>
         <w:pStyle w:val="Heading2"/>
@@ -30117,7 +30117,7 @@
         <w:t xml:space="preserve">Crear estructura de dotfiles, migrar configs existentes, versionar con Git.</w:t>
       </w:r>
     </w:p>
-    <w:bookmarkStart w:id="145" w:name="paso-1-preparación"/>
+    <w:bookmarkStart w:id="147" w:name="paso-1-preparación"/>
     <w:p>
       <w:pPr>
         <w:pStyle w:val="Heading3"/>
@@ -30416,8 +30416,8 @@
         <w:t xml:space="preserve">"achalmaedison@gmail.com"</w:t>
       </w:r>
     </w:p>
-    <w:bookmarkEnd w:id="145"/>
-    <w:bookmarkStart w:id="146" w:name="paso-2-crear-estructura-de-paquetes"/>
+    <w:bookmarkEnd w:id="147"/>
+    <w:bookmarkStart w:id="148" w:name="paso-2-crear-estructura-de-paquetes"/>
     <w:p>
       <w:pPr>
         <w:pStyle w:val="Heading3"/>
@@ -30635,8 +30635,8 @@
         <w:t xml:space="preserve"> kde</w:t>
       </w:r>
     </w:p>
-    <w:bookmarkEnd w:id="146"/>
-    <w:bookmarkStart w:id="147" w:name="paso-3-migrar-configuraciones-existentes"/>
+    <w:bookmarkEnd w:id="148"/>
+    <w:bookmarkStart w:id="149" w:name="paso-3-migrar-configuraciones-existentes"/>
     <w:p>
       <w:pPr>
         <w:pStyle w:val="Heading3"/>
@@ -31585,8 +31585,8 @@
         <w:t xml:space="preserve"> kde/.config/</w:t>
       </w:r>
     </w:p>
-    <w:bookmarkEnd w:id="147"/>
-    <w:bookmarkStart w:id="148" w:name="paso-4-crear-ignore-lists"/>
+    <w:bookmarkEnd w:id="149"/>
+    <w:bookmarkStart w:id="150" w:name="paso-4-crear-ignore-lists"/>
     <w:p>
       <w:pPr>
         <w:pStyle w:val="Heading3"/>
@@ -32072,8 +32072,8 @@
         <w:t xml:space="preserve">EOF</w:t>
       </w:r>
     </w:p>
-    <w:bookmarkEnd w:id="148"/>
-    <w:bookmarkStart w:id="149" w:name="paso-5-crear-.gitignore"/>
+    <w:bookmarkEnd w:id="150"/>
+    <w:bookmarkStart w:id="151" w:name="paso-5-crear-.gitignore"/>
     <w:p>
       <w:pPr>
         <w:pStyle w:val="Heading3"/>
@@ -32534,8 +32534,8 @@
         <w:t xml:space="preserve">EOF</w:t>
       </w:r>
     </w:p>
-    <w:bookmarkEnd w:id="149"/>
-    <w:bookmarkStart w:id="150" w:name="paso-6-crear-.stowrc"/>
+    <w:bookmarkEnd w:id="151"/>
+    <w:bookmarkStart w:id="152" w:name="paso-6-crear-.stowrc"/>
     <w:p>
       <w:pPr>
         <w:pStyle w:val="Heading3"/>
@@ -32690,8 +32690,8 @@
         <w:t xml:space="preserve">EOF</w:t>
       </w:r>
     </w:p>
-    <w:bookmarkEnd w:id="150"/>
-    <w:bookmarkStart w:id="151" w:name="paso-7-instalar-con-stow-primera-vez"/>
+    <w:bookmarkEnd w:id="152"/>
+    <w:bookmarkStart w:id="153" w:name="paso-7-instalar-con-stow-primera-vez"/>
     <w:p>
       <w:pPr>
         <w:pStyle w:val="Heading3"/>
@@ -33026,8 +33026,8 @@
         <w:t xml:space="preserve"># lrwxrwxrwx ... konsolerc -&gt; ../dotfiles/terminal/.config/konsolerc</w:t>
       </w:r>
     </w:p>
-    <w:bookmarkEnd w:id="151"/>
-    <w:bookmarkStart w:id="152" w:name="paso-8-verificar-que-todo-funciona"/>
+    <w:bookmarkEnd w:id="153"/>
+    <w:bookmarkStart w:id="154" w:name="paso-8-verificar-que-todo-funciona"/>
     <w:p>
       <w:pPr>
         <w:pStyle w:val="Heading3"/>
@@ -33272,8 +33272,8 @@
         <w:t xml:space="preserve"># Konsole debe tener tu configuración</w:t>
       </w:r>
     </w:p>
-    <w:bookmarkEnd w:id="152"/>
-    <w:bookmarkStart w:id="153" w:name="paso-9-crear-scripts-de-ayuda"/>
+    <w:bookmarkEnd w:id="154"/>
+    <w:bookmarkStart w:id="155" w:name="paso-9-crear-scripts-de-ayuda"/>
     <w:p>
       <w:pPr>
         <w:pStyle w:val="Heading3"/>
@@ -33847,8 +33847,8 @@
         <w:t xml:space="preserve"> +x check.sh</w:t>
       </w:r>
     </w:p>
-    <w:bookmarkEnd w:id="153"/>
-    <w:bookmarkStart w:id="154" w:name="paso-10-crear-repositorio-en-github"/>
+    <w:bookmarkEnd w:id="155"/>
+    <w:bookmarkStart w:id="156" w:name="paso-10-crear-repositorio-en-github"/>
     <w:p>
       <w:pPr>
         <w:pStyle w:val="Heading3"/>
@@ -34186,8 +34186,8 @@
         <w:t xml:space="preserve"> origin main</w:t>
       </w:r>
     </w:p>
-    <w:bookmarkEnd w:id="154"/>
-    <w:bookmarkStart w:id="155" w:name="paso-11-crear-readme.md"/>
+    <w:bookmarkEnd w:id="156"/>
+    <w:bookmarkStart w:id="157" w:name="paso-11-crear-readme.md"/>
     <w:p>
       <w:pPr>
         <w:pStyle w:val="Heading3"/>
@@ -34687,9 +34687,9 @@
         <w:t xml:space="preserve"> push</w:t>
       </w:r>
     </w:p>
-    <w:bookmarkEnd w:id="155"/>
-    <w:bookmarkEnd w:id="156"/>
-    <w:bookmarkStart w:id="170" w:name="caso-2-replicar-dotfiles-en-laptop-nueva"/>
+    <w:bookmarkEnd w:id="157"/>
+    <w:bookmarkEnd w:id="158"/>
+    <w:bookmarkStart w:id="172" w:name="caso-2-replicar-dotfiles-en-laptop-nueva"/>
     <w:p>
       <w:pPr>
         <w:pStyle w:val="Heading2"/>
@@ -34734,7 +34734,7 @@
         <w:t xml:space="preserve">Clonar tu repo de dotfiles e instalar todo en la nueva máquina.</w:t>
       </w:r>
     </w:p>
-    <w:bookmarkStart w:id="157" w:name="paso-1-preparar-nueva-máquina"/>
+    <w:bookmarkStart w:id="159" w:name="paso-1-preparar-nueva-máquina"/>
     <w:p>
       <w:pPr>
         <w:pStyle w:val="Heading3"/>
@@ -34928,8 +34928,8 @@
         <w:t xml:space="preserve"># Deberías ver solo archivos básicos del sistema</w:t>
       </w:r>
     </w:p>
-    <w:bookmarkEnd w:id="157"/>
-    <w:bookmarkStart w:id="158" w:name="Xbd157dbf6510104b2a4b9fdbbd02c0d3279af62"/>
+    <w:bookmarkEnd w:id="159"/>
+    <w:bookmarkStart w:id="160" w:name="Xbd157dbf6510104b2a4b9fdbbd02c0d3279af62"/>
     <w:p>
       <w:pPr>
         <w:pStyle w:val="Heading3"/>
@@ -35375,8 +35375,8 @@
         <w:t xml:space="preserve">"</w:t>
       </w:r>
     </w:p>
-    <w:bookmarkEnd w:id="158"/>
-    <w:bookmarkStart w:id="159" w:name="paso-3-clonar-repositorio"/>
+    <w:bookmarkEnd w:id="160"/>
+    <w:bookmarkStart w:id="161" w:name="paso-3-clonar-repositorio"/>
     <w:p>
       <w:pPr>
         <w:pStyle w:val="Heading3"/>
@@ -35558,8 +35558,8 @@
         <w:t xml:space="preserve"># README.md</w:t>
       </w:r>
     </w:p>
-    <w:bookmarkEnd w:id="159"/>
-    <w:bookmarkStart w:id="160" w:name="paso-4-revisar-y-ajustar-si-necesario"/>
+    <w:bookmarkEnd w:id="161"/>
+    <w:bookmarkStart w:id="162" w:name="paso-4-revisar-y-ajustar-si-necesario"/>
     <w:p>
       <w:pPr>
         <w:pStyle w:val="Heading3"/>
@@ -35717,8 +35717,8 @@
         <w:t xml:space="preserve"> git/.gitconfig</w:t>
       </w:r>
     </w:p>
-    <w:bookmarkEnd w:id="160"/>
-    <w:bookmarkStart w:id="161" w:name="paso-5-instalar-dependencias"/>
+    <w:bookmarkEnd w:id="162"/>
+    <w:bookmarkStart w:id="163" w:name="paso-5-instalar-dependencias"/>
     <w:p>
       <w:pPr>
         <w:pStyle w:val="Heading3"/>
@@ -36053,8 +36053,8 @@
         <w:t xml:space="preserve"> code</w:t>
       </w:r>
     </w:p>
-    <w:bookmarkEnd w:id="161"/>
-    <w:bookmarkStart w:id="162" w:name="paso-6-dry-run-simulación"/>
+    <w:bookmarkEnd w:id="163"/>
+    <w:bookmarkStart w:id="164" w:name="paso-6-dry-run-simulación"/>
     <w:p>
       <w:pPr>
         <w:pStyle w:val="Heading3"/>
@@ -36257,8 +36257,8 @@
         <w:t xml:space="preserve"># Si hay conflictos, verás warnings</w:t>
       </w:r>
     </w:p>
-    <w:bookmarkEnd w:id="162"/>
-    <w:bookmarkStart w:id="163" w:name="paso-7-resolver-conflictos-si-existen"/>
+    <w:bookmarkEnd w:id="164"/>
+    <w:bookmarkStart w:id="165" w:name="paso-7-resolver-conflictos-si-existen"/>
     <w:p>
       <w:pPr>
         <w:pStyle w:val="Heading3"/>
@@ -36433,8 +36433,8 @@
         <w:t xml:space="preserve"> shell</w:t>
       </w:r>
     </w:p>
-    <w:bookmarkEnd w:id="163"/>
-    <w:bookmarkStart w:id="164" w:name="paso-8-instalar-todo"/>
+    <w:bookmarkEnd w:id="165"/>
+    <w:bookmarkStart w:id="166" w:name="paso-8-instalar-todo"/>
     <w:p>
       <w:pPr>
         <w:pStyle w:val="Heading3"/>
@@ -36758,8 +36758,8 @@
         <w:t xml:space="preserve"> git shell terminal vscode kde</w:t>
       </w:r>
     </w:p>
-    <w:bookmarkEnd w:id="164"/>
-    <w:bookmarkStart w:id="165" w:name="paso-9-verificar-instalación"/>
+    <w:bookmarkEnd w:id="166"/>
+    <w:bookmarkStart w:id="167" w:name="paso-9-verificar-instalación"/>
     <w:p>
       <w:pPr>
         <w:pStyle w:val="Heading3"/>
@@ -36929,8 +36929,8 @@
         <w:t xml:space="preserve">./check.sh</w:t>
       </w:r>
     </w:p>
-    <w:bookmarkEnd w:id="165"/>
-    <w:bookmarkStart w:id="166" w:name="paso-10-configurar-shell"/>
+    <w:bookmarkEnd w:id="167"/>
+    <w:bookmarkStart w:id="168" w:name="paso-10-configurar-shell"/>
     <w:p>
       <w:pPr>
         <w:pStyle w:val="Heading3"/>
@@ -37088,8 +37088,8 @@
         <w:t xml:space="preserve">--version</w:t>
       </w:r>
     </w:p>
-    <w:bookmarkEnd w:id="166"/>
-    <w:bookmarkStart w:id="167" w:name="Xd439154c67dd8174fc027c23528a2a5da884a81"/>
+    <w:bookmarkEnd w:id="168"/>
+    <w:bookmarkStart w:id="169" w:name="Xd439154c67dd8174fc027c23528a2a5da884a81"/>
     <w:p>
       <w:pPr>
         <w:pStyle w:val="Heading3"/>
@@ -37494,8 +37494,8 @@
         <w:t xml:space="preserve"># Instalarlos desde System Settings</w:t>
       </w:r>
     </w:p>
-    <w:bookmarkEnd w:id="167"/>
-    <w:bookmarkStart w:id="168" w:name="paso-12-probar-todo"/>
+    <w:bookmarkEnd w:id="169"/>
+    <w:bookmarkStart w:id="170" w:name="paso-12-probar-todo"/>
     <w:p>
       <w:pPr>
         <w:pStyle w:val="Heading3"/>
@@ -37722,8 +37722,8 @@
         <w:t xml:space="preserve"># Logout/login para ver cambios en KDE</w:t>
       </w:r>
     </w:p>
-    <w:bookmarkEnd w:id="168"/>
-    <w:bookmarkStart w:id="169" w:name="paso-13-ajustes-finales"/>
+    <w:bookmarkEnd w:id="170"/>
+    <w:bookmarkStart w:id="171" w:name="paso-13-ajustes-finales"/>
     <w:p>
       <w:pPr>
         <w:pStyle w:val="Heading3"/>
@@ -37971,9 +37971,9 @@
         <w:t xml:space="preserve"> error</w:t>
       </w:r>
     </w:p>
-    <w:bookmarkEnd w:id="169"/>
-    <w:bookmarkEnd w:id="170"/>
-    <w:bookmarkStart w:id="177" w:name="caso-3-actualizar-configs-y-sincronizar"/>
+    <w:bookmarkEnd w:id="171"/>
+    <w:bookmarkEnd w:id="172"/>
+    <w:bookmarkStart w:id="179" w:name="caso-3-actualizar-configs-y-sincronizar"/>
     <w:p>
       <w:pPr>
         <w:pStyle w:val="Heading2"/>
@@ -38000,7 +38000,7 @@
         <w:t xml:space="preserve">Has estado usando tus dotfiles y has hecho cambios en tu máquina principal. Quieres sincronizar con GitHub y otras máquinas.</w:t>
       </w:r>
     </w:p>
-    <w:bookmarkStart w:id="171" w:name="paso-1-identificar-cambios"/>
+    <w:bookmarkStart w:id="173" w:name="paso-1-identificar-cambios"/>
     <w:p>
       <w:pPr>
         <w:pStyle w:val="Heading3"/>
@@ -38149,8 +38149,8 @@
         <w:t xml:space="preserve"> diff</w:t>
       </w:r>
     </w:p>
-    <w:bookmarkEnd w:id="171"/>
-    <w:bookmarkStart w:id="172" w:name="paso-2-probar-cambios-localmente"/>
+    <w:bookmarkEnd w:id="173"/>
+    <w:bookmarkStart w:id="174" w:name="paso-2-probar-cambios-localmente"/>
     <w:p>
       <w:pPr>
         <w:pStyle w:val="Heading3"/>
@@ -38302,8 +38302,8 @@
         <w:t xml:space="preserve"># Probar de nuevo</w:t>
       </w:r>
     </w:p>
-    <w:bookmarkEnd w:id="172"/>
-    <w:bookmarkStart w:id="173" w:name="paso-3-commit-cambios"/>
+    <w:bookmarkEnd w:id="174"/>
+    <w:bookmarkStart w:id="175" w:name="paso-3-commit-cambios"/>
     <w:p>
       <w:pPr>
         <w:pStyle w:val="Heading3"/>
@@ -38572,8 +38572,8 @@
         <w:t xml:space="preserve">- Update keybindings for terminal"</w:t>
       </w:r>
     </w:p>
-    <w:bookmarkEnd w:id="173"/>
-    <w:bookmarkStart w:id="174" w:name="paso-4-push-a-github"/>
+    <w:bookmarkEnd w:id="175"/>
+    <w:bookmarkStart w:id="176" w:name="paso-4-push-a-github"/>
     <w:p>
       <w:pPr>
         <w:pStyle w:val="Heading3"/>
@@ -38638,8 +38638,8 @@
         <w:t xml:space="preserve"># Deberías ver tus commits recientes</w:t>
       </w:r>
     </w:p>
-    <w:bookmarkEnd w:id="174"/>
-    <w:bookmarkStart w:id="175" w:name="paso-5-actualizar-otras-máquinas"/>
+    <w:bookmarkEnd w:id="176"/>
+    <w:bookmarkStart w:id="177" w:name="paso-5-actualizar-otras-máquinas"/>
     <w:p>
       <w:pPr>
         <w:pStyle w:val="Heading3"/>
@@ -38848,8 +38848,8 @@
         <w:t xml:space="preserve"> vscode</w:t>
       </w:r>
     </w:p>
-    <w:bookmarkEnd w:id="175"/>
-    <w:bookmarkStart w:id="176" w:name="paso-6-manejar-conflictos-si-existen"/>
+    <w:bookmarkEnd w:id="177"/>
+    <w:bookmarkStart w:id="178" w:name="paso-6-manejar-conflictos-si-existen"/>
     <w:p>
       <w:pPr>
         <w:pStyle w:val="Heading3"/>
@@ -39130,9 +39130,9 @@
         <w:t xml:space="preserve"> push</w:t>
       </w:r>
     </w:p>
-    <w:bookmarkEnd w:id="176"/>
-    <w:bookmarkEnd w:id="177"/>
-    <w:bookmarkStart w:id="188" w:name="Xb0592a0d7981e730e9d6c33dac0e9358f0b5ced"/>
+    <w:bookmarkEnd w:id="178"/>
+    <w:bookmarkEnd w:id="179"/>
+    <w:bookmarkStart w:id="190" w:name="Xb0592a0d7981e730e9d6c33dac0e9358f0b5ced"/>
     <w:p>
       <w:pPr>
         <w:pStyle w:val="Heading2"/>
@@ -39159,7 +39159,7 @@
         <w:t xml:space="preserve">Instalaste Kate y quieres agregar su configuración a tus dotfiles.</w:t>
       </w:r>
     </w:p>
-    <w:bookmarkStart w:id="178" w:name="paso-1-usar-kate-y-configurar"/>
+    <w:bookmarkStart w:id="180" w:name="paso-1-usar-kate-y-configurar"/>
     <w:p>
       <w:pPr>
         <w:pStyle w:val="Heading3"/>
@@ -39266,8 +39266,8 @@
         <w:t xml:space="preserve"># - Cerrar Kate (configs se guardan automáticamente)</w:t>
       </w:r>
     </w:p>
-    <w:bookmarkEnd w:id="178"/>
-    <w:bookmarkStart w:id="179" w:name="paso-2-localizar-archivos-de-config"/>
+    <w:bookmarkEnd w:id="180"/>
+    <w:bookmarkStart w:id="181" w:name="paso-2-localizar-archivos-de-config"/>
     <w:p>
       <w:pPr>
         <w:pStyle w:val="Heading3"/>
@@ -39485,8 +39485,8 @@
         <w:t xml:space="preserve"> kate</w:t>
       </w:r>
     </w:p>
-    <w:bookmarkEnd w:id="179"/>
-    <w:bookmarkStart w:id="180" w:name="paso-3-crear-paquete-kate"/>
+    <w:bookmarkEnd w:id="181"/>
+    <w:bookmarkStart w:id="182" w:name="paso-3-crear-paquete-kate"/>
     <w:p>
       <w:pPr>
         <w:pStyle w:val="Heading3"/>
@@ -39806,8 +39806,8 @@
         <w:t xml:space="preserve">#         └── kate/</w:t>
       </w:r>
     </w:p>
-    <w:bookmarkEnd w:id="180"/>
-    <w:bookmarkStart w:id="181" w:name="paso-4-crear-ignore-list-para-kate"/>
+    <w:bookmarkEnd w:id="182"/>
+    <w:bookmarkStart w:id="183" w:name="paso-4-crear-ignore-list-para-kate"/>
     <w:p>
       <w:pPr>
         <w:pStyle w:val="Heading3"/>
@@ -39947,8 +39947,8 @@
         <w:t xml:space="preserve">EOF</w:t>
       </w:r>
     </w:p>
-    <w:bookmarkEnd w:id="181"/>
-    <w:bookmarkStart w:id="182" w:name="paso-5-test-stow-dry-run"/>
+    <w:bookmarkEnd w:id="183"/>
+    <w:bookmarkStart w:id="184" w:name="paso-5-test-stow-dry-run"/>
     <w:p>
       <w:pPr>
         <w:pStyle w:val="Heading3"/>
@@ -40034,8 +40034,8 @@
         <w:t xml:space="preserve"># LINK: .config/kate =&gt; dotfiles/kate/.config/kate</w:t>
       </w:r>
     </w:p>
-    <w:bookmarkEnd w:id="182"/>
-    <w:bookmarkStart w:id="183" w:name="paso-6-hacer-backup-y-eliminar-original"/>
+    <w:bookmarkEnd w:id="184"/>
+    <w:bookmarkStart w:id="185" w:name="paso-6-hacer-backup-y-eliminar-original"/>
     <w:p>
       <w:pPr>
         <w:pStyle w:val="Heading3"/>
@@ -40238,8 +40238,8 @@
         <w:t xml:space="preserve"># (no debería aparecer nada)</w:t>
       </w:r>
     </w:p>
-    <w:bookmarkEnd w:id="183"/>
-    <w:bookmarkStart w:id="184" w:name="paso-7-stow-kate"/>
+    <w:bookmarkEnd w:id="185"/>
+    <w:bookmarkStart w:id="186" w:name="paso-7-stow-kate"/>
     <w:p>
       <w:pPr>
         <w:pStyle w:val="Heading3"/>
@@ -40394,8 +40394,8 @@
         <w:t xml:space="preserve"># Debería abrir con tu configuración</w:t>
       </w:r>
     </w:p>
-    <w:bookmarkEnd w:id="184"/>
-    <w:bookmarkStart w:id="185" w:name="paso-8-versionar-con-git"/>
+    <w:bookmarkEnd w:id="186"/>
+    <w:bookmarkStart w:id="187" w:name="paso-8-versionar-con-git"/>
     <w:p>
       <w:pPr>
         <w:pStyle w:val="Heading3"/>
@@ -40559,8 +40559,8 @@
         <w:t xml:space="preserve"> push origin main</w:t>
       </w:r>
     </w:p>
-    <w:bookmarkEnd w:id="185"/>
-    <w:bookmarkStart w:id="186" w:name="paso-9-actualizar-readme"/>
+    <w:bookmarkEnd w:id="187"/>
+    <w:bookmarkStart w:id="188" w:name="paso-9-actualizar-readme"/>
     <w:p>
       <w:pPr>
         <w:pStyle w:val="Heading3"/>
@@ -40709,8 +40709,8 @@
         <w:t xml:space="preserve"> push</w:t>
       </w:r>
     </w:p>
-    <w:bookmarkEnd w:id="186"/>
-    <w:bookmarkStart w:id="187" w:name="paso-10-actualizar-script-de-instalación"/>
+    <w:bookmarkEnd w:id="188"/>
+    <w:bookmarkStart w:id="189" w:name="paso-10-actualizar-script-de-instalación"/>
     <w:p>
       <w:pPr>
         <w:pStyle w:val="Heading3"/>
@@ -40895,9 +40895,9 @@
         <w:t xml:space="preserve"> push</w:t>
       </w:r>
     </w:p>
-    <w:bookmarkEnd w:id="187"/>
-    <w:bookmarkEnd w:id="188"/>
-    <w:bookmarkStart w:id="199" w:name="caso-5-migrar-de-kubuntu-a-archcraft"/>
+    <w:bookmarkEnd w:id="189"/>
+    <w:bookmarkEnd w:id="190"/>
+    <w:bookmarkStart w:id="201" w:name="caso-5-migrar-de-kubuntu-a-archcraft"/>
     <w:p>
       <w:pPr>
         <w:pStyle w:val="Heading2"/>
@@ -40924,7 +40924,7 @@
         <w:t xml:space="preserve">Usabas Kubuntu, ahora instalaste Archcraft. Quieres migrar tus dotfiles pero adaptándolos.</w:t>
       </w:r>
     </w:p>
-    <w:bookmarkStart w:id="189" w:name="paso-1-evaluar-diferencias"/>
+    <w:bookmarkStart w:id="191" w:name="paso-1-evaluar-diferencias"/>
     <w:p>
       <w:pPr>
         <w:pStyle w:val="Heading3"/>
@@ -41058,8 +41058,8 @@
         <w:t xml:space="preserve"># ❌ No necesario: apps específicas de Kubuntu</w:t>
       </w:r>
     </w:p>
-    <w:bookmarkEnd w:id="189"/>
-    <w:bookmarkStart w:id="190" w:name="paso-2-en-archcraft-nueva"/>
+    <w:bookmarkEnd w:id="191"/>
+    <w:bookmarkStart w:id="192" w:name="paso-2-en-archcraft-nueva"/>
     <w:p>
       <w:pPr>
         <w:pStyle w:val="Heading3"/>
@@ -41148,8 +41148,8 @@
         <w:t xml:space="preserve"> clone https://github.com/achalmaedison/.dotfiles.git dotfiles</w:t>
       </w:r>
     </w:p>
-    <w:bookmarkEnd w:id="190"/>
-    <w:bookmarkStart w:id="191" w:name="paso-3-crear-branch-para-archcraft"/>
+    <w:bookmarkEnd w:id="192"/>
+    <w:bookmarkStart w:id="193" w:name="paso-3-crear-branch-para-archcraft"/>
     <w:p>
       <w:pPr>
         <w:pStyle w:val="Heading3"/>
@@ -41265,8 +41265,8 @@
         <w:t xml:space="preserve">/</w:t>
       </w:r>
     </w:p>
-    <w:bookmarkEnd w:id="191"/>
-    <w:bookmarkStart w:id="192" w:name="paso-4-instalar-paquetes-universales"/>
+    <w:bookmarkEnd w:id="193"/>
+    <w:bookmarkStart w:id="194" w:name="paso-4-instalar-paquetes-universales"/>
     <w:p>
       <w:pPr>
         <w:pStyle w:val="Heading3"/>
@@ -41355,8 +41355,8 @@
         <w:t xml:space="preserve"># Si Archcraft usa Konsole, sino adaptar</w:t>
       </w:r>
     </w:p>
-    <w:bookmarkEnd w:id="192"/>
-    <w:bookmarkStart w:id="193" w:name="paso-5-adaptar-o-crear-nuevos-paquetes"/>
+    <w:bookmarkEnd w:id="194"/>
+    <w:bookmarkStart w:id="195" w:name="paso-5-adaptar-o-crear-nuevos-paquetes"/>
     <w:p>
       <w:pPr>
         <w:pStyle w:val="Heading3"/>
@@ -41863,8 +41863,8 @@
         <w:t xml:space="preserve"> polybar</w:t>
       </w:r>
     </w:p>
-    <w:bookmarkEnd w:id="193"/>
-    <w:bookmarkStart w:id="194" w:name="X377e36b781a592552006f099e628128e6b1c7e5"/>
+    <w:bookmarkEnd w:id="195"/>
+    <w:bookmarkStart w:id="196" w:name="X377e36b781a592552006f099e628128e6b1c7e5"/>
     <w:p>
       <w:pPr>
         <w:pStyle w:val="Heading3"/>
@@ -41923,8 +41923,8 @@
         <w:t xml:space="preserve"># Estos causarían errores en Archcraft</w:t>
       </w:r>
     </w:p>
-    <w:bookmarkEnd w:id="194"/>
-    <w:bookmarkStart w:id="195" w:name="paso-7-commit-cambios"/>
+    <w:bookmarkEnd w:id="196"/>
+    <w:bookmarkStart w:id="197" w:name="paso-7-commit-cambios"/>
     <w:p>
       <w:pPr>
         <w:pStyle w:val="Heading3"/>
@@ -42079,8 +42079,8 @@
         <w:t xml:space="preserve"> push origin archcraft-setup</w:t>
       </w:r>
     </w:p>
-    <w:bookmarkEnd w:id="195"/>
-    <w:bookmarkStart w:id="196" w:name="paso-8-estrategia-de-branches"/>
+    <w:bookmarkEnd w:id="197"/>
+    <w:bookmarkStart w:id="198" w:name="paso-8-estrategia-de-branches"/>
     <w:p>
       <w:pPr>
         <w:pStyle w:val="Heading3"/>
@@ -42540,8 +42540,8 @@
         <w:t xml:space="preserve">/</w:t>
       </w:r>
     </w:p>
-    <w:bookmarkEnd w:id="196"/>
-    <w:bookmarkStart w:id="197" w:name="paso-9-script-de-instalación-por-distro"/>
+    <w:bookmarkEnd w:id="198"/>
+    <w:bookmarkStart w:id="199" w:name="paso-9-script-de-instalación-por-distro"/>
     <w:p>
       <w:pPr>
         <w:pStyle w:val="Heading3"/>
@@ -42726,8 +42726,8 @@
         <w:t xml:space="preserve"> +x install-arch.sh</w:t>
       </w:r>
     </w:p>
-    <w:bookmarkEnd w:id="197"/>
-    <w:bookmarkStart w:id="198" w:name="paso-10-mantener-ambos-sistemas"/>
+    <w:bookmarkEnd w:id="199"/>
+    <w:bookmarkStart w:id="200" w:name="paso-10-mantener-ambos-sistemas"/>
     <w:p>
       <w:pPr>
         <w:pStyle w:val="Heading3"/>
@@ -42912,9 +42912,9 @@
         <w:t xml:space="preserve"># Los symlinks se actualizan automáticamente</w:t>
       </w:r>
     </w:p>
-    <w:bookmarkEnd w:id="198"/>
-    <w:bookmarkEnd w:id="199"/>
-    <w:bookmarkStart w:id="206" w:name="Xac00d24ea6718f6d27d5c27313d1d9f3dd80c55"/>
+    <w:bookmarkEnd w:id="200"/>
+    <w:bookmarkEnd w:id="201"/>
+    <w:bookmarkStart w:id="208" w:name="Xac00d24ea6718f6d27d5c27313d1d9f3dd80c55"/>
     <w:p>
       <w:pPr>
         <w:pStyle w:val="Heading2"/>
@@ -42941,7 +42941,7 @@
         <w:t xml:space="preserve">Quieres probar una nueva configuración de Neovim sin afectar tu setup actual.</w:t>
       </w:r>
     </w:p>
-    <w:bookmarkStart w:id="200" w:name="paso-1-crear-branch-experimental"/>
+    <w:bookmarkStart w:id="202" w:name="paso-1-crear-branch-experimental"/>
     <w:p>
       <w:pPr>
         <w:pStyle w:val="Heading3"/>
@@ -43051,8 +43051,8 @@
         <w:t xml:space="preserve">#   main</w:t>
       </w:r>
     </w:p>
-    <w:bookmarkEnd w:id="200"/>
-    <w:bookmarkStart w:id="201" w:name="paso-2-crear-paquete-alternativo"/>
+    <w:bookmarkEnd w:id="202"/>
+    <w:bookmarkStart w:id="203" w:name="paso-2-crear-paquete-alternativo"/>
     <w:p>
       <w:pPr>
         <w:pStyle w:val="Heading3"/>
@@ -43165,8 +43165,8 @@
         <w:t xml:space="preserve"> 1</w:t>
       </w:r>
     </w:p>
-    <w:bookmarkEnd w:id="201"/>
-    <w:bookmarkStart w:id="202" w:name="paso-3-desinstalar-neovim-actual"/>
+    <w:bookmarkEnd w:id="203"/>
+    <w:bookmarkStart w:id="204" w:name="paso-3-desinstalar-neovim-actual"/>
     <w:p>
       <w:pPr>
         <w:pStyle w:val="Heading3"/>
@@ -43336,8 +43336,8 @@
         <w:t xml:space="preserve"># No debería aparecer nada</w:t>
       </w:r>
     </w:p>
-    <w:bookmarkEnd w:id="202"/>
-    <w:bookmarkStart w:id="203" w:name="paso-4-instalar-nueva-config"/>
+    <w:bookmarkEnd w:id="204"/>
+    <w:bookmarkStart w:id="205" w:name="paso-4-instalar-nueva-config"/>
     <w:p>
       <w:pPr>
         <w:pStyle w:val="Heading3"/>
@@ -43420,8 +43420,8 @@
         <w:t xml:space="preserve"># lrwxrwxrwx  - achalmaedison nvim -&gt; ../../dotfiles/nvim-lazy/.config/nvim</w:t>
       </w:r>
     </w:p>
-    <w:bookmarkEnd w:id="203"/>
-    <w:bookmarkStart w:id="204" w:name="paso-5-probar"/>
+    <w:bookmarkEnd w:id="205"/>
+    <w:bookmarkStart w:id="206" w:name="paso-5-probar"/>
     <w:p>
       <w:pPr>
         <w:pStyle w:val="Heading3"/>
@@ -43492,8 +43492,8 @@
         <w:t xml:space="preserve"># Evaluar si te gusta</w:t>
       </w:r>
     </w:p>
-    <w:bookmarkEnd w:id="204"/>
-    <w:bookmarkStart w:id="205" w:name="paso-6-decidir-qué-hacer"/>
+    <w:bookmarkEnd w:id="206"/>
+    <w:bookmarkStart w:id="207" w:name="paso-6-decidir-qué-hacer"/>
     <w:p>
       <w:pPr>
         <w:pStyle w:val="Heading3"/>
@@ -44138,9 +44138,9 @@
         <w:t xml:space="preserve">'stow -D nvim &amp;&amp; stow nvim-lazy &amp;&amp; nvim'</w:t>
       </w:r>
     </w:p>
-    <w:bookmarkEnd w:id="205"/>
-    <w:bookmarkEnd w:id="206"/>
-    <w:bookmarkStart w:id="212" w:name="Xc1c25b078c37641d24325193d7a5bc68504d838"/>
+    <w:bookmarkEnd w:id="207"/>
+    <w:bookmarkEnd w:id="208"/>
+    <w:bookmarkStart w:id="214" w:name="Xc1c25b078c37641d24325193d7a5bc68504d838"/>
     <w:p>
       <w:pPr>
         <w:pStyle w:val="Heading2"/>
@@ -44167,7 +44167,7 @@
         <w:t xml:space="preserve">Trabajas en 3 máquinas (desktop, laptop, servidor) y quieres mantener dotfiles sincronizados.</w:t>
       </w:r>
     </w:p>
-    <w:bookmarkStart w:id="207" w:name="configuración-inicial-una-vez"/>
+    <w:bookmarkStart w:id="209" w:name="configuración-inicial-una-vez"/>
     <w:p>
       <w:pPr>
         <w:pStyle w:val="Heading3"/>
@@ -44298,8 +44298,8 @@
         <w:t xml:space="preserve"># Rebase en lugar de merge</w:t>
       </w:r>
     </w:p>
-    <w:bookmarkEnd w:id="207"/>
-    <w:bookmarkStart w:id="208" w:name="workflow-diario-1"/>
+    <w:bookmarkEnd w:id="209"/>
+    <w:bookmarkStart w:id="210" w:name="workflow-diario-1"/>
     <w:p>
       <w:pPr>
         <w:pStyle w:val="Heading3"/>
@@ -44647,8 +44647,8 @@
         <w:t xml:space="preserve"> ~/.zshrc</w:t>
       </w:r>
     </w:p>
-    <w:bookmarkEnd w:id="208"/>
-    <w:bookmarkStart w:id="209" w:name="automatizar-con-cron-opcional"/>
+    <w:bookmarkEnd w:id="210"/>
+    <w:bookmarkStart w:id="211" w:name="automatizar-con-cron-opcional"/>
     <w:p>
       <w:pPr>
         <w:pStyle w:val="Heading3"/>
@@ -44908,8 +44908,8 @@
         <w:t xml:space="preserve">/dotfiles/sync.sh</w:t>
       </w:r>
     </w:p>
-    <w:bookmarkEnd w:id="209"/>
-    <w:bookmarkStart w:id="210" w:name="manejar-conflictos-automáticamente"/>
+    <w:bookmarkEnd w:id="211"/>
+    <w:bookmarkStart w:id="212" w:name="manejar-conflictos-automáticamente"/>
     <w:p>
       <w:pPr>
         <w:pStyle w:val="Heading3"/>
@@ -45091,8 +45091,8 @@
         <w:t xml:space="preserve">EOF</w:t>
       </w:r>
     </w:p>
-    <w:bookmarkEnd w:id="210"/>
-    <w:bookmarkStart w:id="211" w:name="usar-git-hooks-avanzado"/>
+    <w:bookmarkEnd w:id="212"/>
+    <w:bookmarkStart w:id="213" w:name="usar-git-hooks-avanzado"/>
     <w:p>
       <w:pPr>
         <w:pStyle w:val="Heading3"/>
@@ -45241,9 +45241,9 @@
         <w:t xml:space="preserve"> +x ~/dotfiles/.git/hooks/pre-commit</w:t>
       </w:r>
     </w:p>
-    <w:bookmarkEnd w:id="211"/>
-    <w:bookmarkEnd w:id="212"/>
-    <w:bookmarkStart w:id="221" w:name="caso-8-compartir-dotfiles-con-equipolab"/>
+    <w:bookmarkEnd w:id="213"/>
+    <w:bookmarkEnd w:id="214"/>
+    <w:bookmarkStart w:id="223" w:name="caso-8-compartir-dotfiles-con-equipolab"/>
     <w:p>
       <w:pPr>
         <w:pStyle w:val="Heading2"/>
@@ -45270,7 +45270,7 @@
         <w:t xml:space="preserve">Trabajas en un lab con múltiples usuarios y quieren compartir configuraciones base.</w:t>
       </w:r>
     </w:p>
-    <w:bookmarkStart w:id="213" w:name="paso-1-crear-repo-de-equipo"/>
+    <w:bookmarkStart w:id="215" w:name="paso-1-crear-repo-de-equipo"/>
     <w:p>
       <w:pPr>
         <w:pStyle w:val="Heading3"/>
@@ -45335,8 +45335,8 @@
         <w:t xml:space="preserve"> clone https://github.com/lab/.lab-dotfiles.git ~/lab-dotfiles</w:t>
       </w:r>
     </w:p>
-    <w:bookmarkEnd w:id="213"/>
-    <w:bookmarkStart w:id="214" w:name="paso-2-estructura-multi-usuario"/>
+    <w:bookmarkEnd w:id="215"/>
+    <w:bookmarkStart w:id="216" w:name="paso-2-estructura-multi-usuario"/>
     <w:p>
       <w:pPr>
         <w:pStyle w:val="Heading3"/>
@@ -45557,8 +45557,8 @@
         <w:t xml:space="preserve">carlos}</w:t>
       </w:r>
     </w:p>
-    <w:bookmarkEnd w:id="214"/>
-    <w:bookmarkStart w:id="215" w:name="paso-3-setup-común"/>
+    <w:bookmarkEnd w:id="216"/>
+    <w:bookmarkStart w:id="217" w:name="paso-3-setup-común"/>
     <w:p>
       <w:pPr>
         <w:pStyle w:val="Heading3"/>
@@ -45857,8 +45857,8 @@
         <w:t xml:space="preserve">EOF</w:t>
       </w:r>
     </w:p>
-    <w:bookmarkEnd w:id="215"/>
-    <w:bookmarkStart w:id="216" w:name="paso-4-configs-personales"/>
+    <w:bookmarkEnd w:id="217"/>
+    <w:bookmarkStart w:id="218" w:name="paso-4-configs-personales"/>
     <w:p>
       <w:pPr>
         <w:pStyle w:val="Heading3"/>
@@ -46040,8 +46040,8 @@
         <w:t xml:space="preserve">EOF</w:t>
       </w:r>
     </w:p>
-    <w:bookmarkEnd w:id="216"/>
-    <w:bookmarkStart w:id="217" w:name="paso-5-script-de-instalación"/>
+    <w:bookmarkEnd w:id="218"/>
+    <w:bookmarkStart w:id="219" w:name="paso-5-script-de-instalación"/>
     <w:p>
       <w:pPr>
         <w:pStyle w:val="Heading3"/>
@@ -46310,8 +46310,8 @@
         <w:t xml:space="preserve"> +x install-lab.sh</w:t>
       </w:r>
     </w:p>
-    <w:bookmarkEnd w:id="217"/>
-    <w:bookmarkStart w:id="218" w:name="paso-6-cada-usuario-instala"/>
+    <w:bookmarkEnd w:id="219"/>
+    <w:bookmarkStart w:id="220" w:name="paso-6-cada-usuario-instala"/>
     <w:p>
       <w:pPr>
         <w:pStyle w:val="Heading3"/>
@@ -46403,8 +46403,8 @@
         <w:t xml:space="preserve"> bob</w:t>
       </w:r>
     </w:p>
-    <w:bookmarkEnd w:id="218"/>
-    <w:bookmarkStart w:id="219" w:name="paso-7-actualizar-configs-compartidas"/>
+    <w:bookmarkEnd w:id="220"/>
+    <w:bookmarkStart w:id="221" w:name="paso-7-actualizar-configs-compartidas"/>
     <w:p>
       <w:pPr>
         <w:pStyle w:val="Heading3"/>
@@ -46589,8 +46589,8 @@
         <w:t xml:space="preserve"># Cambios se aplican automáticamente via symlinks</w:t>
       </w:r>
     </w:p>
-    <w:bookmarkEnd w:id="219"/>
-    <w:bookmarkStart w:id="220" w:name="paso-8-usuarios-agregan-sus-configs"/>
+    <w:bookmarkEnd w:id="221"/>
+    <w:bookmarkStart w:id="222" w:name="paso-8-usuarios-agregan-sus-configs"/>
     <w:p>
       <w:pPr>
         <w:pStyle w:val="Heading3"/>
@@ -46790,9 +46790,9 @@
         <w:t xml:space="preserve"># Otros usuarios no se afectan</w:t>
       </w:r>
     </w:p>
-    <w:bookmarkEnd w:id="220"/>
-    <w:bookmarkEnd w:id="221"/>
-    <w:bookmarkStart w:id="233" w:name="caso-9-migrar-de-sistema-manual-a-stow"/>
+    <w:bookmarkEnd w:id="222"/>
+    <w:bookmarkEnd w:id="223"/>
+    <w:bookmarkStart w:id="235" w:name="caso-9-migrar-de-sistema-manual-a-stow"/>
     <w:p>
       <w:pPr>
         <w:pStyle w:val="Heading2"/>
@@ -46819,7 +46819,7 @@
         <w:t xml:space="preserve">Tienes dotfiles en GitHub pero SIN Stow (todos en raíz del repo). Quieres migrar a Stow.</w:t>
       </w:r>
     </w:p>
-    <w:bookmarkStart w:id="222" w:name="estado-inicial"/>
+    <w:bookmarkStart w:id="224" w:name="estado-inicial"/>
     <w:p>
       <w:pPr>
         <w:pStyle w:val="Heading3"/>
@@ -46965,8 +46965,8 @@
         <w:t xml:space="preserve"># Estructura plana, difícil de gestionar</w:t>
       </w:r>
     </w:p>
-    <w:bookmarkEnd w:id="222"/>
-    <w:bookmarkStart w:id="223" w:name="paso-1-backup-completo"/>
+    <w:bookmarkEnd w:id="224"/>
+    <w:bookmarkStart w:id="225" w:name="paso-1-backup-completo"/>
     <w:p>
       <w:pPr>
         <w:pStyle w:val="Heading3"/>
@@ -47115,8 +47115,8 @@
         <w:t xml:space="preserve"># etc...</w:t>
       </w:r>
     </w:p>
-    <w:bookmarkEnd w:id="223"/>
-    <w:bookmarkStart w:id="224" w:name="paso-2-crear-nueva-estructura"/>
+    <w:bookmarkEnd w:id="225"/>
+    <w:bookmarkStart w:id="226" w:name="paso-2-crear-nueva-estructura"/>
     <w:p>
       <w:pPr>
         <w:pStyle w:val="Heading3"/>
@@ -47181,8 +47181,8 @@
         <w:t xml:space="preserve"> git shell nvim terminal vscode</w:t>
       </w:r>
     </w:p>
-    <w:bookmarkEnd w:id="224"/>
-    <w:bookmarkStart w:id="225" w:name="paso-3-reorganizar-archivos"/>
+    <w:bookmarkEnd w:id="226"/>
+    <w:bookmarkStart w:id="227" w:name="paso-3-reorganizar-archivos"/>
     <w:p>
       <w:pPr>
         <w:pStyle w:val="Heading3"/>
@@ -47439,8 +47439,8 @@
         <w:t xml:space="preserve"> settings.json vscode/.config/Code/User/</w:t>
       </w:r>
     </w:p>
-    <w:bookmarkEnd w:id="225"/>
-    <w:bookmarkStart w:id="226" w:name="paso-4-verificar-nueva-estructura"/>
+    <w:bookmarkEnd w:id="227"/>
+    <w:bookmarkStart w:id="228" w:name="paso-4-verificar-nueva-estructura"/>
     <w:p>
       <w:pPr>
         <w:pStyle w:val="Heading3"/>
@@ -47643,8 +47643,8 @@
         <w:t xml:space="preserve">#                 └── settings.json</w:t>
       </w:r>
     </w:p>
-    <w:bookmarkEnd w:id="226"/>
-    <w:bookmarkStart w:id="227" w:name="X8500cbd1aaeab7247a4a7d28811bc0123ac8bb1"/>
+    <w:bookmarkEnd w:id="228"/>
+    <w:bookmarkStart w:id="229" w:name="X8500cbd1aaeab7247a4a7d28811bc0123ac8bb1"/>
     <w:p>
       <w:pPr>
         <w:pStyle w:val="Heading3"/>
@@ -47766,8 +47766,8 @@
         <w:t xml:space="preserve"> ~/.config/Code/User/settings.json</w:t>
       </w:r>
     </w:p>
-    <w:bookmarkEnd w:id="227"/>
-    <w:bookmarkStart w:id="228" w:name="paso-6-instalar-con-stow"/>
+    <w:bookmarkEnd w:id="229"/>
+    <w:bookmarkStart w:id="230" w:name="paso-6-instalar-con-stow"/>
     <w:p>
       <w:pPr>
         <w:pStyle w:val="Heading3"/>
@@ -47952,8 +47952,8 @@
         <w:t xml:space="preserve"> ~/.config/nvim</w:t>
       </w:r>
     </w:p>
-    <w:bookmarkEnd w:id="228"/>
-    <w:bookmarkStart w:id="229" w:name="paso-7-commit-nueva-estructura"/>
+    <w:bookmarkEnd w:id="230"/>
+    <w:bookmarkStart w:id="231" w:name="paso-7-commit-nueva-estructura"/>
     <w:p>
       <w:pPr>
         <w:pStyle w:val="Heading3"/>
@@ -48183,8 +48183,8 @@
         <w:t xml:space="preserve"> push origin main</w:t>
       </w:r>
     </w:p>
-    <w:bookmarkEnd w:id="229"/>
-    <w:bookmarkStart w:id="230" w:name="paso-8-actualizar-readme"/>
+    <w:bookmarkEnd w:id="231"/>
+    <w:bookmarkStart w:id="232" w:name="paso-8-actualizar-readme"/>
     <w:p>
       <w:pPr>
         <w:pStyle w:val="Heading3"/>
@@ -48597,8 +48597,8 @@
         <w:t xml:space="preserve"> push</w:t>
       </w:r>
     </w:p>
-    <w:bookmarkEnd w:id="230"/>
-    <w:bookmarkStart w:id="231" w:name="paso-9-crear-scripts"/>
+    <w:bookmarkEnd w:id="232"/>
+    <w:bookmarkStart w:id="233" w:name="paso-9-crear-scripts"/>
     <w:p>
       <w:pPr>
         <w:pStyle w:val="Heading3"/>
@@ -48777,8 +48777,8 @@
         <w:t xml:space="preserve"> push</w:t>
       </w:r>
     </w:p>
-    <w:bookmarkEnd w:id="231"/>
-    <w:bookmarkStart w:id="232" w:name="X6575bda036aca247869a6aa761c3936731dc8f4"/>
+    <w:bookmarkEnd w:id="233"/>
+    <w:bookmarkStart w:id="234" w:name="X6575bda036aca247869a6aa761c3936731dc8f4"/>
     <w:p>
       <w:pPr>
         <w:pStyle w:val="Heading3"/>
@@ -49059,9 +49059,9 @@
         <w:t xml:space="preserve"> origin main</w:t>
       </w:r>
     </w:p>
-    <w:bookmarkEnd w:id="232"/>
-    <w:bookmarkEnd w:id="233"/>
-    <w:bookmarkStart w:id="241" w:name="Xa92fa342ca6152fd7e95bcc916f6faeef0d4181"/>
+    <w:bookmarkEnd w:id="234"/>
+    <w:bookmarkEnd w:id="235"/>
+    <w:bookmarkStart w:id="243" w:name="Xa92fa342ca6152fd7e95bcc916f6faeef0d4181"/>
     <w:p>
       <w:pPr>
         <w:pStyle w:val="Heading2"/>
@@ -49088,7 +49088,7 @@
         <w:t xml:space="preserve">Trabajas en múltiples proyectos (Python, Web, Latex) y quieres configs específicas por proyecto.</w:t>
       </w:r>
     </w:p>
-    <w:bookmarkStart w:id="234" w:name="estructura-de-dotfiles"/>
+    <w:bookmarkStart w:id="236" w:name="estructura-de-dotfiles"/>
     <w:p>
       <w:pPr>
         <w:pStyle w:val="Heading3"/>
@@ -49324,8 +49324,8 @@
         <w:t xml:space="preserve"> texstudio/</w:t>
       </w:r>
     </w:p>
-    <w:bookmarkEnd w:id="234"/>
-    <w:bookmarkStart w:id="235" w:name="paso-1-crear-estructura"/>
+    <w:bookmarkEnd w:id="236"/>
+    <w:bookmarkStart w:id="237" w:name="paso-1-crear-estructura"/>
     <w:p>
       <w:pPr>
         <w:pStyle w:val="Heading3"/>
@@ -49579,8 +49579,8 @@
         <w:t xml:space="preserve">texstudio}</w:t>
       </w:r>
     </w:p>
-    <w:bookmarkEnd w:id="235"/>
-    <w:bookmarkStart w:id="236" w:name="paso-2-configs-comunes"/>
+    <w:bookmarkEnd w:id="237"/>
+    <w:bookmarkStart w:id="238" w:name="paso-2-configs-comunes"/>
     <w:p>
       <w:pPr>
         <w:pStyle w:val="Heading3"/>
@@ -49804,8 +49804,8 @@
         <w:t xml:space="preserve">EOF</w:t>
       </w:r>
     </w:p>
-    <w:bookmarkEnd w:id="236"/>
-    <w:bookmarkStart w:id="237" w:name="paso-3-configs-específicas-por-proyecto"/>
+    <w:bookmarkEnd w:id="238"/>
+    <w:bookmarkStart w:id="239" w:name="paso-3-configs-específicas-por-proyecto"/>
     <w:p>
       <w:pPr>
         <w:pStyle w:val="Heading3"/>
@@ -50358,8 +50358,8 @@
         <w:t xml:space="preserve">EOF</w:t>
       </w:r>
     </w:p>
-    <w:bookmarkEnd w:id="237"/>
-    <w:bookmarkStart w:id="238" w:name="paso-4-scripts-de-activación"/>
+    <w:bookmarkEnd w:id="239"/>
+    <w:bookmarkStart w:id="240" w:name="paso-4-scripts-de-activación"/>
     <w:p>
       <w:pPr>
         <w:pStyle w:val="Heading3"/>
@@ -50786,8 +50786,8 @@
         <w:t xml:space="preserve"> +x ~/dotfiles/activate-web.sh</w:t>
       </w:r>
     </w:p>
-    <w:bookmarkEnd w:id="238"/>
-    <w:bookmarkStart w:id="239" w:name="paso-5-uso"/>
+    <w:bookmarkEnd w:id="240"/>
+    <w:bookmarkStart w:id="241" w:name="paso-5-uso"/>
     <w:p>
       <w:pPr>
         <w:pStyle w:val="Heading3"/>
@@ -50909,8 +50909,8 @@
         <w:t xml:space="preserve"># Abre con config de Web</w:t>
       </w:r>
     </w:p>
-    <w:bookmarkEnd w:id="239"/>
-    <w:bookmarkStart w:id="240" w:name="paso-6-automatizar-con-direnv-avanzado"/>
+    <w:bookmarkEnd w:id="241"/>
+    <w:bookmarkStart w:id="242" w:name="paso-6-automatizar-con-direnv-avanzado"/>
     <w:p>
       <w:pPr>
         <w:pStyle w:val="Heading3"/>
@@ -51083,10 +51083,10 @@
         <w:t xml:space="preserve"># Ahora al entrar al directorio, se activa automáticamente</w:t>
       </w:r>
     </w:p>
-    <w:bookmarkEnd w:id="240"/>
-    <w:bookmarkEnd w:id="241"/>
     <w:bookmarkEnd w:id="242"/>
-    <w:bookmarkStart w:id="253" w:name="mi-repositorio-.dotfiles"/>
+    <w:bookmarkEnd w:id="243"/>
+    <w:bookmarkEnd w:id="244"/>
+    <w:bookmarkStart w:id="255" w:name="mi-repositorio-.dotfiles"/>
     <w:p>
       <w:pPr>
         <w:pStyle w:val="Heading1"/>
@@ -51095,7 +51095,7 @@
         <w:t xml:space="preserve">15. Mi Repositorio .dotfiles</w:t>
       </w:r>
     </w:p>
-    <w:bookmarkStart w:id="243" w:name="mi-estructura-actual"/>
+    <w:bookmarkStart w:id="245" w:name="mi-estructura-actual"/>
     <w:p>
       <w:pPr>
         <w:pStyle w:val="Heading2"/>
@@ -51469,8 +51469,8 @@
         <w:t xml:space="preserve">)</w:t>
       </w:r>
     </w:p>
-    <w:bookmarkEnd w:id="243"/>
-    <w:bookmarkStart w:id="252" w:name="implementación-de-stow"/>
+    <w:bookmarkEnd w:id="245"/>
+    <w:bookmarkStart w:id="254" w:name="implementación-de-stow"/>
     <w:p>
       <w:pPr>
         <w:pStyle w:val="Heading2"/>
@@ -51479,7 +51479,7 @@
         <w:t xml:space="preserve">15.2 Implementación de Stow</w:t>
       </w:r>
     </w:p>
-    <w:bookmarkStart w:id="244" w:name="script-install.sh"/>
+    <w:bookmarkStart w:id="246" w:name="script-install.sh"/>
     <w:p>
       <w:pPr>
         <w:pStyle w:val="Heading3"/>
@@ -54641,8 +54641,8 @@
         <w:t xml:space="preserve"># (modificar script para agregar -n flag)</w:t>
       </w:r>
     </w:p>
-    <w:bookmarkEnd w:id="244"/>
-    <w:bookmarkStart w:id="245" w:name="script-para-desinstalar"/>
+    <w:bookmarkEnd w:id="246"/>
+    <w:bookmarkStart w:id="247" w:name="script-para-desinstalar"/>
     <w:p>
       <w:pPr>
         <w:pStyle w:val="Heading3"/>
@@ -55445,8 +55445,8 @@
         <w:t xml:space="preserve">done</w:t>
       </w:r>
     </w:p>
-    <w:bookmarkEnd w:id="245"/>
-    <w:bookmarkStart w:id="246" w:name="reorganizar-paquetes-problemáticos"/>
+    <w:bookmarkEnd w:id="247"/>
+    <w:bookmarkStart w:id="248" w:name="reorganizar-paquetes-problemáticos"/>
     <w:p>
       <w:pPr>
         <w:pStyle w:val="Heading3"/>
@@ -55795,8 +55795,8 @@
         <w:t xml:space="preserve"># Resultado: ~/Documents/thoughts/.obsidian → ...</w:t>
       </w:r>
     </w:p>
-    <w:bookmarkEnd w:id="246"/>
-    <w:bookmarkStart w:id="247" w:name="stowrc"/>
+    <w:bookmarkEnd w:id="248"/>
+    <w:bookmarkStart w:id="249" w:name="stowrc"/>
     <w:p>
       <w:pPr>
         <w:pStyle w:val="Heading3"/>
@@ -56018,8 +56018,8 @@
         <w:t xml:space="preserve">cada vez.</w:t>
       </w:r>
     </w:p>
-    <w:bookmarkEnd w:id="247"/>
-    <w:bookmarkStart w:id="248" w:name="stow-local-ignore-por-paquete"/>
+    <w:bookmarkEnd w:id="249"/>
+    <w:bookmarkStart w:id="250" w:name="stow-local-ignore-por-paquete"/>
     <w:p>
       <w:pPr>
         <w:pStyle w:val="Heading3"/>
@@ -56217,8 +56217,8 @@
         <w:t xml:space="preserve">\.zcompdump</w:t>
       </w:r>
     </w:p>
-    <w:bookmarkEnd w:id="248"/>
-    <w:bookmarkStart w:id="249" w:name="script-de-verificación"/>
+    <w:bookmarkEnd w:id="250"/>
+    <w:bookmarkStart w:id="251" w:name="script-de-verificación"/>
     <w:p>
       <w:pPr>
         <w:pStyle w:val="Heading3"/>
@@ -57363,8 +57363,8 @@
         <w:t xml:space="preserve">done</w:t>
       </w:r>
     </w:p>
-    <w:bookmarkEnd w:id="249"/>
-    <w:bookmarkStart w:id="250" w:name="actualizar-.gitignore"/>
+    <w:bookmarkEnd w:id="251"/>
+    <w:bookmarkStart w:id="252" w:name="actualizar-.gitignore"/>
     <w:p>
       <w:pPr>
         <w:pStyle w:val="Heading3"/>
@@ -57654,8 +57654,8 @@
         <w:t xml:space="preserve">vscode/.config/Code/User/workspaceStorage/</w:t>
       </w:r>
     </w:p>
-    <w:bookmarkEnd w:id="250"/>
-    <w:bookmarkStart w:id="251" w:name="comandos-útiles"/>
+    <w:bookmarkEnd w:id="252"/>
+    <w:bookmarkStart w:id="253" w:name="comandos-útiles"/>
     <w:p>
       <w:pPr>
         <w:pStyle w:val="Heading3"/>
@@ -58005,10 +58005,10 @@
         <w:t xml:space="preserve">"Add new-app"</w:t>
       </w:r>
     </w:p>
-    <w:bookmarkEnd w:id="251"/>
-    <w:bookmarkEnd w:id="252"/>
     <w:bookmarkEnd w:id="253"/>
-    <w:bookmarkStart w:id="259" w:name="workflows"/>
+    <w:bookmarkEnd w:id="254"/>
+    <w:bookmarkEnd w:id="255"/>
+    <w:bookmarkStart w:id="261" w:name="workflows"/>
     <w:p>
       <w:pPr>
         <w:pStyle w:val="Heading1"/>
@@ -58017,7 +58017,7 @@
         <w:t xml:space="preserve">16. Workflows</w:t>
       </w:r>
     </w:p>
-    <w:bookmarkStart w:id="254" w:name="workflow-1-configuración-inicial"/>
+    <w:bookmarkStart w:id="256" w:name="workflow-1-configuración-inicial"/>
     <w:p>
       <w:pPr>
         <w:pStyle w:val="Heading2"/>
@@ -58364,8 +58364,8 @@
         <w:t xml:space="preserve"> origin main</w:t>
       </w:r>
     </w:p>
-    <w:bookmarkEnd w:id="254"/>
-    <w:bookmarkStart w:id="255" w:name="workflow-2-día-a-día"/>
+    <w:bookmarkEnd w:id="256"/>
+    <w:bookmarkStart w:id="257" w:name="workflow-2-día-a-día"/>
     <w:p>
       <w:pPr>
         <w:pStyle w:val="Heading2"/>
@@ -58547,8 +58547,8 @@
         <w:t xml:space="preserve"># Los cambios se reflejan automáticamente (symlinks)</w:t>
       </w:r>
     </w:p>
-    <w:bookmarkEnd w:id="255"/>
-    <w:bookmarkStart w:id="256" w:name="workflow-3-nueva-máquina"/>
+    <w:bookmarkEnd w:id="257"/>
+    <w:bookmarkStart w:id="258" w:name="workflow-3-nueva-máquina"/>
     <w:p>
       <w:pPr>
         <w:pStyle w:val="Heading2"/>
@@ -58832,8 +58832,8 @@
         <w:t xml:space="preserve"># (nvim plugins, zsh plugins, etc)</w:t>
       </w:r>
     </w:p>
-    <w:bookmarkEnd w:id="256"/>
-    <w:bookmarkStart w:id="257" w:name="workflow-4-experimentar"/>
+    <w:bookmarkEnd w:id="258"/>
+    <w:bookmarkStart w:id="259" w:name="workflow-4-experimentar"/>
     <w:p>
       <w:pPr>
         <w:pStyle w:val="Heading2"/>
@@ -59075,8 +59075,8 @@
         <w:t xml:space="preserve"># Vuelve a main automáticamente</w:t>
       </w:r>
     </w:p>
-    <w:bookmarkEnd w:id="257"/>
-    <w:bookmarkStart w:id="258" w:name="workflow-5-actualización-limpia"/>
+    <w:bookmarkEnd w:id="259"/>
+    <w:bookmarkStart w:id="260" w:name="workflow-5-actualización-limpia"/>
     <w:p>
       <w:pPr>
         <w:pStyle w:val="Heading2"/>
@@ -59309,9 +59309,9 @@
         <w:t xml:space="preserve">--version</w:t>
       </w:r>
     </w:p>
-    <w:bookmarkEnd w:id="258"/>
-    <w:bookmarkEnd w:id="259"/>
-    <w:bookmarkStart w:id="268" w:name="best-practices"/>
+    <w:bookmarkEnd w:id="260"/>
+    <w:bookmarkEnd w:id="261"/>
+    <w:bookmarkStart w:id="270" w:name="best-practices"/>
     <w:p>
       <w:pPr>
         <w:pStyle w:val="Heading1"/>
@@ -59320,7 +59320,7 @@
         <w:t xml:space="preserve">17. Best Practices</w:t>
       </w:r>
     </w:p>
-    <w:bookmarkStart w:id="260" w:name="organización-de-paquetes"/>
+    <w:bookmarkStart w:id="262" w:name="organización-de-paquetes"/>
     <w:p>
       <w:pPr>
         <w:pStyle w:val="Heading2"/>
@@ -59648,8 +59648,8 @@
         <w:t xml:space="preserve"># ❌ Falta .config/nvim/</w:t>
       </w:r>
     </w:p>
-    <w:bookmarkEnd w:id="260"/>
-    <w:bookmarkStart w:id="261" w:name="uso-de-ignore-lists"/>
+    <w:bookmarkEnd w:id="262"/>
+    <w:bookmarkStart w:id="263" w:name="uso-de-ignore-lists"/>
     <w:p>
       <w:pPr>
         <w:pStyle w:val="Heading2"/>
@@ -59791,8 +59791,8 @@
         <w:t xml:space="preserve"># ❌ ¡NUNCA!</w:t>
       </w:r>
     </w:p>
-    <w:bookmarkEnd w:id="261"/>
-    <w:bookmarkStart w:id="262" w:name="commits-y-mensajes"/>
+    <w:bookmarkEnd w:id="263"/>
+    <w:bookmarkStart w:id="264" w:name="commits-y-mensajes"/>
     <w:p>
       <w:pPr>
         <w:pStyle w:val="Heading2"/>
@@ -60003,8 +60003,8 @@
         <w:t xml:space="preserve"># Múltiples cambios no relacionados en un commit</w:t>
       </w:r>
     </w:p>
-    <w:bookmarkEnd w:id="262"/>
-    <w:bookmarkStart w:id="263" w:name="testing-antes-de-commit"/>
+    <w:bookmarkEnd w:id="264"/>
+    <w:bookmarkStart w:id="265" w:name="testing-antes-de-commit"/>
     <w:p>
       <w:pPr>
         <w:pStyle w:val="Heading2"/>
@@ -60197,8 +60197,8 @@
         <w:t xml:space="preserve"># Cambios → commit → push → Rompe en otra máquina</w:t>
       </w:r>
     </w:p>
-    <w:bookmarkEnd w:id="263"/>
-    <w:bookmarkStart w:id="264" w:name="backup-siempre"/>
+    <w:bookmarkEnd w:id="265"/>
+    <w:bookmarkStart w:id="266" w:name="backup-siempre"/>
     <w:p>
       <w:pPr>
         <w:pStyle w:val="Heading2"/>
@@ -60343,8 +60343,8 @@
         <w:t xml:space="preserve"># ❌ Puede sobrescribir configs importantes</w:t>
       </w:r>
     </w:p>
-    <w:bookmarkEnd w:id="264"/>
-    <w:bookmarkStart w:id="265" w:name="documentación"/>
+    <w:bookmarkEnd w:id="266"/>
+    <w:bookmarkStart w:id="267" w:name="documentación"/>
     <w:p>
       <w:pPr>
         <w:pStyle w:val="Heading2"/>
@@ -60495,8 +60495,8 @@
         <w:t xml:space="preserve"># Configs sin comentarios</w:t>
       </w:r>
     </w:p>
-    <w:bookmarkEnd w:id="265"/>
-    <w:bookmarkStart w:id="266" w:name="estructura-consistente"/>
+    <w:bookmarkEnd w:id="267"/>
+    <w:bookmarkStart w:id="268" w:name="estructura-consistente"/>
     <w:p>
       <w:pPr>
         <w:pStyle w:val="Heading2"/>
@@ -60647,8 +60647,8 @@
         <w:t xml:space="preserve"># Estructura inconsistente entre paquetes</w:t>
       </w:r>
     </w:p>
-    <w:bookmarkEnd w:id="266"/>
-    <w:bookmarkStart w:id="267" w:name="versionado"/>
+    <w:bookmarkEnd w:id="268"/>
+    <w:bookmarkStart w:id="269" w:name="versionado"/>
     <w:p>
       <w:pPr>
         <w:pStyle w:val="Heading2"/>
@@ -60796,9 +60796,9 @@
         <w:t xml:space="preserve"># Experimentar directamente en main</w:t>
       </w:r>
     </w:p>
-    <w:bookmarkEnd w:id="267"/>
-    <w:bookmarkEnd w:id="268"/>
-    <w:bookmarkStart w:id="274" w:name="alternativas-a-stow"/>
+    <w:bookmarkEnd w:id="269"/>
+    <w:bookmarkEnd w:id="270"/>
+    <w:bookmarkStart w:id="276" w:name="alternativas-a-stow"/>
     <w:p>
       <w:pPr>
         <w:pStyle w:val="Heading1"/>
@@ -60807,7 +60807,7 @@
         <w:t xml:space="preserve">18. Alternativas a Stow</w:t>
       </w:r>
     </w:p>
-    <w:bookmarkStart w:id="269" w:name="yadm-yet-another-dotfiles-manager"/>
+    <w:bookmarkStart w:id="271" w:name="yadm-yet-another-dotfiles-manager"/>
     <w:p>
       <w:pPr>
         <w:pStyle w:val="Heading2"/>
@@ -61013,8 +61013,8 @@
         <w:t xml:space="preserve">"Add zshrc"</w:t>
       </w:r>
     </w:p>
-    <w:bookmarkEnd w:id="269"/>
-    <w:bookmarkStart w:id="270" w:name="chezmoi"/>
+    <w:bookmarkEnd w:id="271"/>
+    <w:bookmarkStart w:id="272" w:name="chezmoi"/>
     <w:p>
       <w:pPr>
         <w:pStyle w:val="Heading2"/>
@@ -61247,8 +61247,8 @@
         <w:t xml:space="preserve"> add ~/.zshrc</w:t>
       </w:r>
     </w:p>
-    <w:bookmarkEnd w:id="270"/>
-    <w:bookmarkStart w:id="271" w:name="dotbot"/>
+    <w:bookmarkEnd w:id="272"/>
+    <w:bookmarkStart w:id="273" w:name="dotbot"/>
     <w:p>
       <w:pPr>
         <w:pStyle w:val="Heading2"/>
@@ -61409,8 +61409,8 @@
         <w:t xml:space="preserve"> nvim</w:t>
       </w:r>
     </w:p>
-    <w:bookmarkEnd w:id="271"/>
-    <w:bookmarkStart w:id="272" w:name="bare-git-repository"/>
+    <w:bookmarkEnd w:id="273"/>
+    <w:bookmarkStart w:id="274" w:name="bare-git-repository"/>
     <w:p>
       <w:pPr>
         <w:pStyle w:val="Heading2"/>
@@ -61649,8 +61649,8 @@
         <w:t xml:space="preserve">"Add zshrc"</w:t>
       </w:r>
     </w:p>
-    <w:bookmarkEnd w:id="272"/>
-    <w:bookmarkStart w:id="273" w:name="comparación"/>
+    <w:bookmarkEnd w:id="274"/>
+    <w:bookmarkStart w:id="275" w:name="comparación"/>
     <w:p>
       <w:pPr>
         <w:pStyle w:val="Heading2"/>
@@ -62424,9 +62424,9 @@
         <w:t xml:space="preserve">Solo symlinks, sin magia</w:t>
       </w:r>
     </w:p>
-    <w:bookmarkEnd w:id="273"/>
-    <w:bookmarkEnd w:id="274"/>
-    <w:bookmarkStart w:id="277" w:name="conclusión"/>
+    <w:bookmarkEnd w:id="275"/>
+    <w:bookmarkEnd w:id="276"/>
+    <w:bookmarkStart w:id="279" w:name="conclusión"/>
     <w:p>
       <w:pPr>
         <w:pStyle w:val="Heading1"/>
@@ -62451,7 +62451,7 @@
         <w:t xml:space="preserve">Si bien existen alternativas más avanzadas como Chezmoi o YADM (que ofrecen funciones adicionales como plantillas y cifrado de secretos) o soluciones declarativas como NixOS/Home-Manager, Stow sigue siendo una opción robusta y preferida por muchos por su enfoque directo y la curva de aprendizaje mínima. La clave es elegir la herramienta que mejor se adapte a las necesidades y al nivel de complejidad deseado, siempre priorizando la seguridad de la información sensible.</w:t>
       </w:r>
     </w:p>
-    <w:bookmarkStart w:id="275" w:name="comandos-esenciales"/>
+    <w:bookmarkStart w:id="277" w:name="comandos-esenciales"/>
     <w:p>
       <w:pPr>
         <w:pStyle w:val="Heading2"/>
@@ -62744,8 +62744,8 @@
         <w:t xml:space="preserve"> ~ paquete</w:t>
       </w:r>
     </w:p>
-    <w:bookmarkEnd w:id="275"/>
-    <w:bookmarkStart w:id="276" w:name="recursos-adicionales"/>
+    <w:bookmarkEnd w:id="277"/>
+    <w:bookmarkStart w:id="278" w:name="recursos-adicionales"/>
     <w:p>
       <w:pPr>
         <w:pStyle w:val="Heading2"/>
@@ -62910,9 +62910,9 @@
         <w:t xml:space="preserve">https://dotfiles.github.io/</w:t>
       </w:r>
     </w:p>
-    <w:bookmarkEnd w:id="276"/>
-    <w:bookmarkEnd w:id="277"/>
-    <w:bookmarkStart w:id="312" w:name="publicaciones-similares"/>
+    <w:bookmarkEnd w:id="278"/>
+    <w:bookmarkEnd w:id="279"/>
+    <w:bookmarkStart w:id="322" w:name="publicaciones-similares"/>
     <w:p>
       <w:pPr>
         <w:pStyle w:val="Heading1"/>
@@ -62937,11 +62937,11 @@
           <w:numId w:val="1017"/>
         </w:numPr>
       </w:pPr>
-      <w:hyperlink r:id="rId278"/>
-      <w:r>
-        <w:t xml:space="preserve"> </w:t>
-      </w:r>
-      <w:hyperlink r:id="rId279">
+      <w:hyperlink r:id="rId280"/>
+      <w:r>
+        <w:t xml:space="preserve"> </w:t>
+      </w:r>
+      <w:hyperlink r:id="rId281">
         <w:r>
           <w:rPr>
             <w:rStyle w:val="Hyperlink"/>
@@ -62958,11 +62958,11 @@
           <w:numId w:val="1017"/>
         </w:numPr>
       </w:pPr>
-      <w:hyperlink r:id="rId280"/>
-      <w:r>
-        <w:t xml:space="preserve"> </w:t>
-      </w:r>
-      <w:hyperlink r:id="rId281">
+      <w:hyperlink r:id="rId282"/>
+      <w:r>
+        <w:t xml:space="preserve"> </w:t>
+      </w:r>
+      <w:hyperlink r:id="rId283">
         <w:r>
           <w:rPr>
             <w:rStyle w:val="Hyperlink"/>
@@ -62979,11 +62979,11 @@
           <w:numId w:val="1017"/>
         </w:numPr>
       </w:pPr>
-      <w:hyperlink r:id="rId282"/>
-      <w:r>
-        <w:t xml:space="preserve"> </w:t>
-      </w:r>
-      <w:hyperlink r:id="rId283">
+      <w:hyperlink r:id="rId284"/>
+      <w:r>
+        <w:t xml:space="preserve"> </w:t>
+      </w:r>
+      <w:hyperlink r:id="rId285">
         <w:r>
           <w:rPr>
             <w:rStyle w:val="Hyperlink"/>
@@ -63000,16 +63000,16 @@
           <w:numId w:val="1017"/>
         </w:numPr>
       </w:pPr>
-      <w:hyperlink r:id="rId284"/>
-      <w:r>
-        <w:t xml:space="preserve"> </w:t>
-      </w:r>
-      <w:hyperlink r:id="rId285">
+      <w:hyperlink r:id="rId286"/>
+      <w:r>
+        <w:t xml:space="preserve"> </w:t>
+      </w:r>
+      <w:hyperlink r:id="rId287">
         <w:r>
           <w:rPr>
             <w:rStyle w:val="Hyperlink"/>
           </w:rPr>
-          <w:t xml:space="preserve">Usando Apk En Windown 11</w:t>
+          <w:t xml:space="preserve">Scrcpy</w:t>
         </w:r>
       </w:hyperlink>
     </w:p>
@@ -63021,11 +63021,11 @@
           <w:numId w:val="1017"/>
         </w:numPr>
       </w:pPr>
-      <w:hyperlink r:id="rId286"/>
-      <w:r>
-        <w:t xml:space="preserve"> </w:t>
-      </w:r>
-      <w:hyperlink r:id="rId287">
+      <w:hyperlink r:id="rId288"/>
+      <w:r>
+        <w:t xml:space="preserve"> </w:t>
+      </w:r>
+      <w:hyperlink r:id="rId289">
         <w:r>
           <w:rPr>
             <w:rStyle w:val="Hyperlink"/>
@@ -63042,11 +63042,11 @@
           <w:numId w:val="1017"/>
         </w:numPr>
       </w:pPr>
-      <w:hyperlink r:id="rId288"/>
-      <w:r>
-        <w:t xml:space="preserve"> </w:t>
-      </w:r>
-      <w:hyperlink r:id="rId289">
+      <w:hyperlink r:id="rId290"/>
+      <w:r>
+        <w:t xml:space="preserve"> </w:t>
+      </w:r>
+      <w:hyperlink r:id="rId291">
         <w:r>
           <w:rPr>
             <w:rStyle w:val="Hyperlink"/>
@@ -63063,11 +63063,11 @@
           <w:numId w:val="1017"/>
         </w:numPr>
       </w:pPr>
-      <w:hyperlink r:id="rId290"/>
-      <w:r>
-        <w:t xml:space="preserve"> </w:t>
-      </w:r>
-      <w:hyperlink r:id="rId291">
+      <w:hyperlink r:id="rId292"/>
+      <w:r>
+        <w:t xml:space="preserve"> </w:t>
+      </w:r>
+      <w:hyperlink r:id="rId293">
         <w:r>
           <w:rPr>
             <w:rStyle w:val="Hyperlink"/>
@@ -63084,11 +63084,11 @@
           <w:numId w:val="1017"/>
         </w:numPr>
       </w:pPr>
-      <w:hyperlink r:id="rId292"/>
-      <w:r>
-        <w:t xml:space="preserve"> </w:t>
-      </w:r>
-      <w:hyperlink r:id="rId293">
+      <w:hyperlink r:id="rId294"/>
+      <w:r>
+        <w:t xml:space="preserve"> </w:t>
+      </w:r>
+      <w:hyperlink r:id="rId295">
         <w:r>
           <w:rPr>
             <w:rStyle w:val="Hyperlink"/>
@@ -63105,11 +63105,11 @@
           <w:numId w:val="1017"/>
         </w:numPr>
       </w:pPr>
-      <w:hyperlink r:id="rId294"/>
-      <w:r>
-        <w:t xml:space="preserve"> </w:t>
-      </w:r>
-      <w:hyperlink r:id="rId295">
+      <w:hyperlink r:id="rId296"/>
+      <w:r>
+        <w:t xml:space="preserve"> </w:t>
+      </w:r>
+      <w:hyperlink r:id="rId297">
         <w:r>
           <w:rPr>
             <w:rStyle w:val="Hyperlink"/>
@@ -63126,11 +63126,11 @@
           <w:numId w:val="1017"/>
         </w:numPr>
       </w:pPr>
-      <w:hyperlink r:id="rId296"/>
-      <w:r>
-        <w:t xml:space="preserve"> </w:t>
-      </w:r>
-      <w:hyperlink r:id="rId297">
+      <w:hyperlink r:id="rId298"/>
+      <w:r>
+        <w:t xml:space="preserve"> </w:t>
+      </w:r>
+      <w:hyperlink r:id="rId299">
         <w:r>
           <w:rPr>
             <w:rStyle w:val="Hyperlink"/>
@@ -63147,11 +63147,11 @@
           <w:numId w:val="1017"/>
         </w:numPr>
       </w:pPr>
-      <w:hyperlink r:id="rId298"/>
-      <w:r>
-        <w:t xml:space="preserve"> </w:t>
-      </w:r>
-      <w:hyperlink r:id="rId299">
+      <w:hyperlink r:id="rId300"/>
+      <w:r>
+        <w:t xml:space="preserve"> </w:t>
+      </w:r>
+      <w:hyperlink r:id="rId301">
         <w:r>
           <w:rPr>
             <w:rStyle w:val="Hyperlink"/>
@@ -63168,11 +63168,11 @@
           <w:numId w:val="1017"/>
         </w:numPr>
       </w:pPr>
-      <w:hyperlink r:id="rId300"/>
-      <w:r>
-        <w:t xml:space="preserve"> </w:t>
-      </w:r>
-      <w:hyperlink r:id="rId301">
+      <w:hyperlink r:id="rId302"/>
+      <w:r>
+        <w:t xml:space="preserve"> </w:t>
+      </w:r>
+      <w:hyperlink r:id="rId303">
         <w:r>
           <w:rPr>
             <w:rStyle w:val="Hyperlink"/>
@@ -63189,11 +63189,11 @@
           <w:numId w:val="1017"/>
         </w:numPr>
       </w:pPr>
-      <w:hyperlink r:id="rId302"/>
-      <w:r>
-        <w:t xml:space="preserve"> </w:t>
-      </w:r>
-      <w:hyperlink r:id="rId303">
+      <w:hyperlink r:id="rId304"/>
+      <w:r>
+        <w:t xml:space="preserve"> </w:t>
+      </w:r>
+      <w:hyperlink r:id="rId305">
         <w:r>
           <w:rPr>
             <w:rStyle w:val="Hyperlink"/>
@@ -63210,11 +63210,11 @@
           <w:numId w:val="1017"/>
         </w:numPr>
       </w:pPr>
-      <w:hyperlink r:id="rId304"/>
-      <w:r>
-        <w:t xml:space="preserve"> </w:t>
-      </w:r>
-      <w:hyperlink r:id="rId305">
+      <w:hyperlink r:id="rId306"/>
+      <w:r>
+        <w:t xml:space="preserve"> </w:t>
+      </w:r>
+      <w:hyperlink r:id="rId307">
         <w:r>
           <w:rPr>
             <w:rStyle w:val="Hyperlink"/>
@@ -63231,11 +63231,11 @@
           <w:numId w:val="1017"/>
         </w:numPr>
       </w:pPr>
-      <w:hyperlink r:id="rId306"/>
-      <w:r>
-        <w:t xml:space="preserve"> </w:t>
-      </w:r>
-      <w:hyperlink r:id="rId307">
+      <w:hyperlink r:id="rId308"/>
+      <w:r>
+        <w:t xml:space="preserve"> </w:t>
+      </w:r>
+      <w:hyperlink r:id="rId309">
         <w:r>
           <w:rPr>
             <w:rStyle w:val="Hyperlink"/>
@@ -63252,11 +63252,11 @@
           <w:numId w:val="1017"/>
         </w:numPr>
       </w:pPr>
-      <w:hyperlink r:id="rId308"/>
-      <w:r>
-        <w:t xml:space="preserve"> </w:t>
-      </w:r>
-      <w:hyperlink r:id="rId309">
+      <w:hyperlink r:id="rId310"/>
+      <w:r>
+        <w:t xml:space="preserve"> </w:t>
+      </w:r>
+      <w:hyperlink r:id="rId311">
         <w:r>
           <w:rPr>
             <w:rStyle w:val="Hyperlink"/>
@@ -63273,11 +63273,11 @@
           <w:numId w:val="1017"/>
         </w:numPr>
       </w:pPr>
-      <w:hyperlink r:id="rId310"/>
-      <w:r>
-        <w:t xml:space="preserve"> </w:t>
-      </w:r>
-      <w:hyperlink r:id="rId311">
+      <w:hyperlink r:id="rId312"/>
+      <w:r>
+        <w:t xml:space="preserve"> </w:t>
+      </w:r>
+      <w:hyperlink r:id="rId313">
         <w:r>
           <w:rPr>
             <w:rStyle w:val="Hyperlink"/>
@@ -63288,20 +63288,104 @@
     </w:p>
     <w:p>
       <w:pPr>
+        <w:pStyle w:val="Compact"/>
+        <w:numPr>
+          <w:ilvl w:val="0"/>
+          <w:numId w:val="1017"/>
+        </w:numPr>
+      </w:pPr>
+      <w:hyperlink r:id="rId314"/>
+      <w:r>
+        <w:t xml:space="preserve"> </w:t>
+      </w:r>
+      <w:hyperlink r:id="rId315">
+        <w:r>
+          <w:rPr>
+            <w:rStyle w:val="Hyperlink"/>
+          </w:rPr>
+          <w:t xml:space="preserve">Guia De Ranger</w:t>
+        </w:r>
+      </w:hyperlink>
+    </w:p>
+    <w:p>
+      <w:pPr>
+        <w:pStyle w:val="Compact"/>
+        <w:numPr>
+          <w:ilvl w:val="0"/>
+          <w:numId w:val="1017"/>
+        </w:numPr>
+      </w:pPr>
+      <w:hyperlink r:id="rId316"/>
+      <w:r>
+        <w:t xml:space="preserve"> </w:t>
+      </w:r>
+      <w:hyperlink r:id="rId317">
+        <w:r>
+          <w:rPr>
+            <w:rStyle w:val="Hyperlink"/>
+          </w:rPr>
+          <w:t xml:space="preserve">Guia De Kitty Terminal</w:t>
+        </w:r>
+      </w:hyperlink>
+    </w:p>
+    <w:p>
+      <w:pPr>
+        <w:pStyle w:val="Compact"/>
+        <w:numPr>
+          <w:ilvl w:val="0"/>
+          <w:numId w:val="1017"/>
+        </w:numPr>
+      </w:pPr>
+      <w:hyperlink r:id="rId318"/>
+      <w:r>
+        <w:t xml:space="preserve"> </w:t>
+      </w:r>
+      <w:hyperlink r:id="rId319">
+        <w:r>
+          <w:rPr>
+            <w:rStyle w:val="Hyperlink"/>
+          </w:rPr>
+          <w:t xml:space="preserve">Guia De Positron Ide</w:t>
+        </w:r>
+      </w:hyperlink>
+    </w:p>
+    <w:p>
+      <w:pPr>
+        <w:pStyle w:val="Compact"/>
+        <w:numPr>
+          <w:ilvl w:val="0"/>
+          <w:numId w:val="1017"/>
+        </w:numPr>
+      </w:pPr>
+      <w:hyperlink r:id="rId320"/>
+      <w:r>
+        <w:t xml:space="preserve"> </w:t>
+      </w:r>
+      <w:hyperlink r:id="rId321">
+        <w:r>
+          <w:rPr>
+            <w:rStyle w:val="Hyperlink"/>
+          </w:rPr>
+          <w:t xml:space="preserve">Guia De Rsync</w:t>
+        </w:r>
+      </w:hyperlink>
+    </w:p>
+    <w:p>
+      <w:pPr>
         <w:pStyle w:val="FirstParagraph"/>
       </w:pPr>
       <w:r>
         <w:t xml:space="preserve">Esperamos que encuentres estas publicaciones igualmente interesantes y útiles. ¡Disfruta de la lectura!</w:t>
       </w:r>
     </w:p>
-    <w:bookmarkEnd w:id="312"/>
+    <w:bookmarkEnd w:id="322"/>
     <w:sectPr>
-      <w:headerReference r:id="rId9" w:type="even"/>
-      <w:headerReference r:id="rId11" w:type="default"/>
-      <w:footerReference r:id="rId14" w:type="even"/>
-      <w:footerReference r:id="rId13" w:type="default"/>
-      <w:headerReference r:id="rId10" w:type="first"/>
-      <w:footerReference r:id="rId12" w:type="first"/>
+      <w:headerReference r:id="rId8" w:type="even"/>
+      <w:headerReference r:id="rId9" w:type="default"/>
+      <w:footerReference r:id="rId10" w:type="even"/>
+      <w:footerReference r:id="rId11" w:type="default"/>
+      <w:headerReference r:id="rId12" w:type="first"/>
+      <w:footerReference r:id="rId13" w:type="first"/>
       <w:pgSz w:h="15840" w:w="12240"/>
       <w:pgMar w:bottom="1440" w:footer="720" w:gutter="0" w:header="720" w:left="1440" w:right="1440" w:top="1440"/>
       <w:cols w:space="720"/>
